--- a/Document/Mô tả Usecase.docx
+++ b/Document/Mô tả Usecase.docx
@@ -120,24 +120,14 @@
       <w:r>
         <w:t xml:space="preserve"> </w:t>
       </w:r>
-      <w:r>
-        <w:fldChar w:fldCharType="begin"/>
-      </w:r>
-      <w:r>
-        <w:instrText xml:space="preserve"> SEQ Hình \* ARABIC </w:instrText>
-      </w:r>
-      <w:r>
-        <w:fldChar w:fldCharType="separate"/>
-      </w:r>
-      <w:r>
-        <w:rPr>
-          <w:noProof/>
-        </w:rPr>
-        <w:t>1</w:t>
-      </w:r>
-      <w:r>
-        <w:fldChar w:fldCharType="end"/>
-      </w:r>
+      <w:fldSimple w:instr=" SEQ Hình \* ARABIC ">
+        <w:r>
+          <w:rPr>
+            <w:noProof/>
+          </w:rPr>
+          <w:t>1</w:t>
+        </w:r>
+      </w:fldSimple>
       <w:r>
         <w:rPr>
           <w:lang w:val="vi-VN"/>
@@ -246,24 +236,14 @@
       <w:r>
         <w:t xml:space="preserve"> </w:t>
       </w:r>
-      <w:r>
-        <w:fldChar w:fldCharType="begin"/>
-      </w:r>
-      <w:r>
-        <w:instrText xml:space="preserve"> SEQ Hình \* ARABIC </w:instrText>
-      </w:r>
-      <w:r>
-        <w:fldChar w:fldCharType="separate"/>
-      </w:r>
-      <w:r>
-        <w:rPr>
-          <w:noProof/>
-        </w:rPr>
-        <w:t>2</w:t>
-      </w:r>
-      <w:r>
-        <w:fldChar w:fldCharType="end"/>
-      </w:r>
+      <w:fldSimple w:instr=" SEQ Hình \* ARABIC ">
+        <w:r>
+          <w:rPr>
+            <w:noProof/>
+          </w:rPr>
+          <w:t>2</w:t>
+        </w:r>
+      </w:fldSimple>
       <w:r>
         <w:rPr>
           <w:lang w:val="vi-VN"/>
@@ -308,10 +288,10 @@
         </w:rPr>
         <w:lastRenderedPageBreak/>
         <w:drawing>
-          <wp:inline distT="0" distB="0" distL="0" distR="0" wp14:anchorId="6E080DB2" wp14:editId="19ED7812">
-            <wp:extent cx="4221480" cy="5369630"/>
-            <wp:effectExtent l="0" t="0" r="7620" b="2540"/>
-            <wp:docPr id="7" name="Picture 7"/>
+          <wp:inline distT="0" distB="0" distL="0" distR="0" wp14:anchorId="1D563E7F" wp14:editId="7CE61F14">
+            <wp:extent cx="4563534" cy="6514781"/>
+            <wp:effectExtent l="0" t="0" r="8890" b="635"/>
+            <wp:docPr id="1" name="Picture 1"/>
             <wp:cNvGraphicFramePr>
               <a:graphicFrameLocks xmlns:a="http://schemas.openxmlformats.org/drawingml/2006/main" noChangeAspect="1"/>
             </wp:cNvGraphicFramePr>
@@ -319,7 +299,7 @@
               <a:graphicData uri="http://schemas.openxmlformats.org/drawingml/2006/picture">
                 <pic:pic xmlns:pic="http://schemas.openxmlformats.org/drawingml/2006/picture">
                   <pic:nvPicPr>
-                    <pic:cNvPr id="0" name="Picture 16"/>
+                    <pic:cNvPr id="0" name="Picture 1"/>
                     <pic:cNvPicPr>
                       <a:picLocks noChangeAspect="1" noChangeArrowheads="1"/>
                     </pic:cNvPicPr>
@@ -340,7 +320,7 @@
                   <pic:spPr bwMode="auto">
                     <a:xfrm>
                       <a:off x="0" y="0"/>
-                      <a:ext cx="4223028" cy="5371599"/>
+                      <a:ext cx="4569768" cy="6523680"/>
                     </a:xfrm>
                     <a:prstGeom prst="rect">
                       <a:avLst/>
@@ -373,24 +353,14 @@
       <w:r>
         <w:t xml:space="preserve"> </w:t>
       </w:r>
-      <w:r>
-        <w:fldChar w:fldCharType="begin"/>
-      </w:r>
-      <w:r>
-        <w:instrText xml:space="preserve"> SEQ Hình \* ARABIC </w:instrText>
-      </w:r>
-      <w:r>
-        <w:fldChar w:fldCharType="separate"/>
-      </w:r>
-      <w:r>
-        <w:rPr>
-          <w:noProof/>
-        </w:rPr>
-        <w:t>3</w:t>
-      </w:r>
-      <w:r>
-        <w:fldChar w:fldCharType="end"/>
-      </w:r>
+      <w:fldSimple w:instr=" SEQ Hình \* ARABIC ">
+        <w:r>
+          <w:rPr>
+            <w:noProof/>
+          </w:rPr>
+          <w:t>3</w:t>
+        </w:r>
+      </w:fldSimple>
       <w:r>
         <w:rPr>
           <w:lang w:val="vi-VN"/>
@@ -640,6 +610,7 @@
               <w:rPr>
                 <w:lang w:val="vi-VN"/>
               </w:rPr>
+              <w:lastRenderedPageBreak/>
               <w:t>Luồng xử lý chính</w:t>
             </w:r>
           </w:p>
@@ -663,13 +634,7 @@
               <w:rPr>
                 <w:lang w:val="vi-VN"/>
               </w:rPr>
-              <w:t>Listener</w:t>
-            </w:r>
-            <w:r>
-              <w:rPr>
-                <w:lang w:val="vi-VN"/>
-              </w:rPr>
-              <w:t xml:space="preserve"> </w:t>
+              <w:t xml:space="preserve">Listener </w:t>
             </w:r>
             <w:r>
               <w:rPr>
@@ -693,13 +658,7 @@
               <w:rPr>
                 <w:lang w:val="vi-VN"/>
               </w:rPr>
-              <w:t>Listener</w:t>
-            </w:r>
-            <w:r>
-              <w:rPr>
-                <w:lang w:val="vi-VN"/>
-              </w:rPr>
-              <w:t xml:space="preserve"> </w:t>
+              <w:t xml:space="preserve">Listener </w:t>
             </w:r>
             <w:r>
               <w:rPr>
@@ -869,7 +828,6 @@
             </w:pPr>
             <w:proofErr w:type="spellStart"/>
             <w:r>
-              <w:lastRenderedPageBreak/>
               <w:t>Hệ</w:t>
             </w:r>
             <w:proofErr w:type="spellEnd"/>
@@ -950,7 +908,6 @@
               <w:rPr>
                 <w:lang w:val="vi-VN"/>
               </w:rPr>
-              <w:lastRenderedPageBreak/>
               <w:t>Ngoại lệ</w:t>
             </w:r>
           </w:p>
@@ -999,19 +956,7 @@
               <w:rPr>
                 <w:lang w:val="vi-VN"/>
               </w:rPr>
-              <w:t>Hệ thống báo lỗi: “</w:t>
-            </w:r>
-            <w:r>
-              <w:rPr>
-                <w:lang w:val="vi-VN"/>
-              </w:rPr>
-              <w:t xml:space="preserve">Email không hợp </w:t>
-            </w:r>
-            <w:r>
-              <w:rPr>
-                <w:lang w:val="vi-VN"/>
-              </w:rPr>
-              <w:t>lệ”</w:t>
+              <w:t>Hệ thống báo lỗi: “Email không hợp lệ”</w:t>
             </w:r>
             <w:r>
               <w:rPr>
@@ -1041,7 +986,19 @@
               <w:rPr>
                 <w:lang w:val="vi-VN"/>
               </w:rPr>
-              <w:t>Quay lại bước 2.</w:t>
+              <w:t xml:space="preserve">Quay lại bước </w:t>
+            </w:r>
+            <w:r>
+              <w:rPr>
+                <w:lang w:val="vi-VN"/>
+              </w:rPr>
+              <w:t>nhập email</w:t>
+            </w:r>
+            <w:r>
+              <w:rPr>
+                <w:lang w:val="vi-VN"/>
+              </w:rPr>
+              <w:t>.</w:t>
             </w:r>
           </w:p>
           <w:p>
@@ -1181,7 +1138,19 @@
               <w:rPr>
                 <w:lang w:val="vi-VN"/>
               </w:rPr>
-              <w:t>Quay lại bước 2.</w:t>
+              <w:t xml:space="preserve">Quay lại bước </w:t>
+            </w:r>
+            <w:r>
+              <w:rPr>
+                <w:lang w:val="vi-VN"/>
+              </w:rPr>
+              <w:t>nhập email</w:t>
+            </w:r>
+            <w:r>
+              <w:rPr>
+                <w:lang w:val="vi-VN"/>
+              </w:rPr>
+              <w:t>.</w:t>
             </w:r>
           </w:p>
           <w:p>
@@ -1343,26 +1312,32 @@
               <w:rPr>
                 <w:lang w:val="vi-VN"/>
               </w:rPr>
-              <w:t>Quay lại bước 2.</w:t>
-            </w:r>
-          </w:p>
-          <w:p>
-            <w:pPr>
-              <w:rPr>
-                <w:lang w:val="vi-VN"/>
-              </w:rPr>
-            </w:pPr>
-            <w:r>
-              <w:rPr>
-                <w:lang w:val="vi-VN"/>
-              </w:rPr>
-              <w:t>E4</w:t>
-            </w:r>
-            <w:r>
-              <w:rPr>
-                <w:lang w:val="vi-VN"/>
-              </w:rPr>
-              <w:t xml:space="preserve">: </w:t>
+              <w:t xml:space="preserve">Quay lại bước </w:t>
+            </w:r>
+            <w:r>
+              <w:rPr>
+                <w:lang w:val="vi-VN"/>
+              </w:rPr>
+              <w:t>nhập mật khẩu</w:t>
+            </w:r>
+            <w:r>
+              <w:rPr>
+                <w:lang w:val="vi-VN"/>
+              </w:rPr>
+              <w:t>.</w:t>
+            </w:r>
+          </w:p>
+          <w:p>
+            <w:pPr>
+              <w:rPr>
+                <w:lang w:val="vi-VN"/>
+              </w:rPr>
+            </w:pPr>
+            <w:r>
+              <w:rPr>
+                <w:lang w:val="vi-VN"/>
+              </w:rPr>
+              <w:t xml:space="preserve">E4: </w:t>
             </w:r>
             <w:proofErr w:type="spellStart"/>
             <w:r>
@@ -2010,7 +1985,19 @@
               <w:rPr>
                 <w:lang w:val="vi-VN"/>
               </w:rPr>
-              <w:t>uay lại bước 2.</w:t>
+              <w:t xml:space="preserve">uay lại bước </w:t>
+            </w:r>
+            <w:r>
+              <w:rPr>
+                <w:lang w:val="vi-VN"/>
+              </w:rPr>
+              <w:t>nhập mật khẩu</w:t>
+            </w:r>
+            <w:r>
+              <w:rPr>
+                <w:lang w:val="vi-VN"/>
+              </w:rPr>
+              <w:t>.</w:t>
             </w:r>
           </w:p>
           <w:p>
@@ -2179,11 +2166,11 @@
             </w:r>
             <w:proofErr w:type="spellEnd"/>
             <w:r>
-              <w:t xml:space="preserve"> l</w:t>
-            </w:r>
-            <w:proofErr w:type="spellStart"/>
-            <w:r>
-              <w:t>ại</w:t>
+              <w:t xml:space="preserve"> </w:t>
+            </w:r>
+            <w:proofErr w:type="spellStart"/>
+            <w:r>
+              <w:t>lại</w:t>
             </w:r>
             <w:proofErr w:type="spellEnd"/>
             <w:r>
@@ -2195,7 +2182,21 @@
             </w:r>
             <w:proofErr w:type="spellEnd"/>
             <w:r>
-              <w:t xml:space="preserve"> 2.</w:t>
+              <w:t xml:space="preserve"> </w:t>
+            </w:r>
+            <w:proofErr w:type="spellStart"/>
+            <w:r>
+              <w:t>nhập</w:t>
+            </w:r>
+            <w:proofErr w:type="spellEnd"/>
+            <w:r>
+              <w:rPr>
+                <w:lang w:val="vi-VN"/>
+              </w:rPr>
+              <w:t xml:space="preserve"> email</w:t>
+            </w:r>
+            <w:r>
+              <w:t>.</w:t>
             </w:r>
           </w:p>
           <w:p>
@@ -2740,6 +2741,7 @@
               <w:rPr>
                 <w:lang w:val="vi-VN"/>
               </w:rPr>
+              <w:lastRenderedPageBreak/>
               <w:t>Hậu điều kiện</w:t>
             </w:r>
           </w:p>
@@ -2838,13 +2840,7 @@
               <w:rPr>
                 <w:lang w:val="vi-VN"/>
               </w:rPr>
-              <w:t xml:space="preserve">Người dùng </w:t>
-            </w:r>
-            <w:r>
-              <w:rPr>
-                <w:lang w:val="vi-VN"/>
-              </w:rPr>
-              <w:t>mở trang hồ sơ.</w:t>
+              <w:t>Người dùng mở trang hồ sơ.</w:t>
             </w:r>
           </w:p>
           <w:p>
@@ -3076,7 +3072,6 @@
             </w:pPr>
             <w:proofErr w:type="spellStart"/>
             <w:r>
-              <w:lastRenderedPageBreak/>
               <w:t>Hệ</w:t>
             </w:r>
             <w:proofErr w:type="spellEnd"/>
@@ -3169,26 +3164,34 @@
             </w:r>
             <w:proofErr w:type="spellEnd"/>
             <w:r>
-              <w:t xml:space="preserve"> 2.</w:t>
-            </w:r>
-          </w:p>
-          <w:p>
-            <w:pPr>
-              <w:rPr>
-                <w:lang w:val="vi-VN"/>
-              </w:rPr>
-            </w:pPr>
-            <w:r>
-              <w:rPr>
-                <w:lang w:val="vi-VN"/>
-              </w:rPr>
-              <w:t>E2</w:t>
-            </w:r>
-            <w:r>
-              <w:rPr>
-                <w:lang w:val="vi-VN"/>
-              </w:rPr>
-              <w:t xml:space="preserve">: </w:t>
+              <w:t xml:space="preserve"> </w:t>
+            </w:r>
+            <w:proofErr w:type="spellStart"/>
+            <w:r>
+              <w:t>chọn</w:t>
+            </w:r>
+            <w:proofErr w:type="spellEnd"/>
+            <w:r>
+              <w:rPr>
+                <w:lang w:val="vi-VN"/>
+              </w:rPr>
+              <w:t xml:space="preserve"> file ảnh</w:t>
+            </w:r>
+            <w:r>
+              <w:t>.</w:t>
+            </w:r>
+          </w:p>
+          <w:p>
+            <w:pPr>
+              <w:rPr>
+                <w:lang w:val="vi-VN"/>
+              </w:rPr>
+            </w:pPr>
+            <w:r>
+              <w:rPr>
+                <w:lang w:val="vi-VN"/>
+              </w:rPr>
+              <w:t xml:space="preserve">E2: </w:t>
             </w:r>
             <w:proofErr w:type="spellStart"/>
             <w:r>
@@ -4230,10 +4233,7 @@
         <w:pStyle w:val="Style1"/>
       </w:pPr>
       <w:r>
-        <w:t>Chi tiết q</w:t>
-      </w:r>
-      <w:r>
-        <w:t>uản lý playlist</w:t>
+        <w:t>Chi tiết quản lý playlist</w:t>
       </w:r>
       <w:r>
         <w:t xml:space="preserve"> cá nhân</w:t>
@@ -5041,6 +5041,7 @@
             </w:pPr>
             <w:proofErr w:type="spellStart"/>
             <w:r>
+              <w:lastRenderedPageBreak/>
               <w:t>Hệ</w:t>
             </w:r>
             <w:proofErr w:type="spellEnd"/>
@@ -5146,6 +5147,7 @@
               <w:rPr>
                 <w:lang w:val="vi-VN"/>
               </w:rPr>
+              <w:lastRenderedPageBreak/>
               <w:t>Ngoại lệ</w:t>
             </w:r>
           </w:p>
@@ -5256,151 +5258,66 @@
           </w:p>
           <w:p>
             <w:pPr>
-              <w:rPr>
-                <w:lang w:val="vi-VN"/>
-              </w:rPr>
-            </w:pPr>
-            <w:r>
-              <w:t xml:space="preserve">E2: Playlist </w:t>
-            </w:r>
-            <w:proofErr w:type="spellStart"/>
-            <w:r>
-              <w:t>không</w:t>
-            </w:r>
-            <w:proofErr w:type="spellEnd"/>
-            <w:r>
-              <w:t xml:space="preserve"> </w:t>
-            </w:r>
-            <w:proofErr w:type="spellStart"/>
-            <w:r>
-              <w:t>tồn</w:t>
-            </w:r>
-            <w:proofErr w:type="spellEnd"/>
-            <w:r>
-              <w:t xml:space="preserve"> </w:t>
-            </w:r>
-            <w:proofErr w:type="spellStart"/>
-            <w:r>
-              <w:t>tại</w:t>
-            </w:r>
-            <w:proofErr w:type="spellEnd"/>
-            <w:r>
-              <w:rPr>
-                <w:lang w:val="vi-VN"/>
-              </w:rPr>
-              <w:t>:</w:t>
-            </w:r>
-          </w:p>
-          <w:p>
-            <w:pPr>
               <w:pStyle w:val="ListParagraph"/>
               <w:numPr>
                 <w:ilvl w:val="0"/>
                 <w:numId w:val="12"/>
               </w:numPr>
-              <w:rPr>
-                <w:lang w:val="vi-VN"/>
-              </w:rPr>
-            </w:pPr>
-            <w:proofErr w:type="spellStart"/>
-            <w:r>
-              <w:t>Hệ</w:t>
-            </w:r>
-            <w:proofErr w:type="spellEnd"/>
-            <w:r>
-              <w:t xml:space="preserve"> </w:t>
-            </w:r>
-            <w:proofErr w:type="spellStart"/>
-            <w:r>
-              <w:t>thống</w:t>
-            </w:r>
-            <w:proofErr w:type="spellEnd"/>
-            <w:r>
-              <w:t xml:space="preserve"> </w:t>
-            </w:r>
-            <w:proofErr w:type="spellStart"/>
-            <w:r>
-              <w:t>báo</w:t>
-            </w:r>
-            <w:proofErr w:type="spellEnd"/>
-            <w:r>
-              <w:t xml:space="preserve"> </w:t>
-            </w:r>
-            <w:proofErr w:type="spellStart"/>
-            <w:r>
-              <w:t>lỗi</w:t>
-            </w:r>
-            <w:proofErr w:type="spellEnd"/>
-            <w:r>
-              <w:rPr>
-                <w:lang w:val="vi-VN"/>
-              </w:rPr>
-              <w:t xml:space="preserve">: </w:t>
-            </w:r>
-            <w:r>
-              <w:rPr>
-                <w:lang w:val="vi-VN"/>
-              </w:rPr>
-              <w:t>“Không tìm thấy playlist đó”.</w:t>
-            </w:r>
-          </w:p>
-          <w:p>
-            <w:pPr>
-              <w:rPr>
-                <w:lang w:val="vi-VN"/>
-              </w:rPr>
-            </w:pPr>
-            <w:r>
-              <w:rPr>
-                <w:lang w:val="vi-VN"/>
-              </w:rPr>
-              <w:t xml:space="preserve">E3: </w:t>
-            </w:r>
-            <w:proofErr w:type="spellStart"/>
-            <w:r>
-              <w:t>Lỗi</w:t>
-            </w:r>
-            <w:proofErr w:type="spellEnd"/>
-            <w:r>
-              <w:t xml:space="preserve"> </w:t>
-            </w:r>
-            <w:proofErr w:type="spellStart"/>
-            <w:r>
-              <w:t>lưu</w:t>
-            </w:r>
-            <w:proofErr w:type="spellEnd"/>
-            <w:r>
-              <w:t xml:space="preserve"> </w:t>
-            </w:r>
-            <w:proofErr w:type="spellStart"/>
-            <w:r>
-              <w:t>dữ</w:t>
-            </w:r>
-            <w:proofErr w:type="spellEnd"/>
-            <w:r>
-              <w:t xml:space="preserve"> </w:t>
-            </w:r>
-            <w:proofErr w:type="spellStart"/>
-            <w:r>
-              <w:t>liệu</w:t>
-            </w:r>
-            <w:proofErr w:type="spellEnd"/>
-            <w:r>
-              <w:t xml:space="preserve"> / </w:t>
-            </w:r>
-            <w:proofErr w:type="spellStart"/>
-            <w:r>
-              <w:t>kết</w:t>
-            </w:r>
-            <w:proofErr w:type="spellEnd"/>
-            <w:r>
-              <w:t xml:space="preserve"> </w:t>
-            </w:r>
-            <w:proofErr w:type="spellStart"/>
-            <w:r>
-              <w:t>nối</w:t>
-            </w:r>
-            <w:proofErr w:type="spellEnd"/>
+            </w:pPr>
+            <w:r>
+              <w:t>Quay</w:t>
+            </w:r>
+            <w:r>
+              <w:rPr>
+                <w:lang w:val="vi-VN"/>
+              </w:rPr>
+              <w:t xml:space="preserve"> lại bước nhập tên playlist.</w:t>
+            </w:r>
+          </w:p>
+          <w:p>
+            <w:pPr>
+              <w:rPr>
+                <w:lang w:val="vi-VN"/>
+              </w:rPr>
+            </w:pPr>
+            <w:r>
+              <w:t xml:space="preserve">E2: Playlist </w:t>
+            </w:r>
+            <w:proofErr w:type="spellStart"/>
+            <w:r>
+              <w:t>không</w:t>
+            </w:r>
+            <w:proofErr w:type="spellEnd"/>
+            <w:r>
+              <w:t xml:space="preserve"> </w:t>
+            </w:r>
+            <w:proofErr w:type="spellStart"/>
+            <w:r>
+              <w:t>tồn</w:t>
+            </w:r>
+            <w:proofErr w:type="spellEnd"/>
+            <w:r>
+              <w:t xml:space="preserve"> </w:t>
+            </w:r>
+            <w:proofErr w:type="spellStart"/>
+            <w:proofErr w:type="gramStart"/>
+            <w:r>
+              <w:t>tại</w:t>
+            </w:r>
+            <w:proofErr w:type="spellEnd"/>
+            <w:r>
+              <w:rPr>
+                <w:lang w:val="vi-VN"/>
+              </w:rPr>
+              <w:t>(</w:t>
+            </w:r>
+            <w:proofErr w:type="gramEnd"/>
+            <w:r>
+              <w:rPr>
+                <w:lang w:val="vi-VN"/>
+              </w:rPr>
+              <w:t>MF2)</w:t>
+            </w:r>
             <w:r>
               <w:rPr>
                 <w:lang w:val="vi-VN"/>
@@ -5421,7 +5338,135 @@
             </w:pPr>
             <w:proofErr w:type="spellStart"/>
             <w:r>
-              <w:lastRenderedPageBreak/>
+              <w:t>Hệ</w:t>
+            </w:r>
+            <w:proofErr w:type="spellEnd"/>
+            <w:r>
+              <w:t xml:space="preserve"> </w:t>
+            </w:r>
+            <w:proofErr w:type="spellStart"/>
+            <w:r>
+              <w:t>thống</w:t>
+            </w:r>
+            <w:proofErr w:type="spellEnd"/>
+            <w:r>
+              <w:t xml:space="preserve"> </w:t>
+            </w:r>
+            <w:proofErr w:type="spellStart"/>
+            <w:r>
+              <w:t>báo</w:t>
+            </w:r>
+            <w:proofErr w:type="spellEnd"/>
+            <w:r>
+              <w:t xml:space="preserve"> </w:t>
+            </w:r>
+            <w:proofErr w:type="spellStart"/>
+            <w:r>
+              <w:t>lỗi</w:t>
+            </w:r>
+            <w:proofErr w:type="spellEnd"/>
+            <w:r>
+              <w:rPr>
+                <w:lang w:val="vi-VN"/>
+              </w:rPr>
+              <w:t>: “Không tìm thấy playlist đó”.</w:t>
+            </w:r>
+          </w:p>
+          <w:p>
+            <w:pPr>
+              <w:pStyle w:val="ListParagraph"/>
+              <w:numPr>
+                <w:ilvl w:val="0"/>
+                <w:numId w:val="12"/>
+              </w:numPr>
+              <w:rPr>
+                <w:lang w:val="vi-VN"/>
+              </w:rPr>
+            </w:pPr>
+            <w:r>
+              <w:rPr>
+                <w:lang w:val="vi-VN"/>
+              </w:rPr>
+              <w:t>Quay lại bước chọn playlist cần xóa.</w:t>
+            </w:r>
+          </w:p>
+          <w:p>
+            <w:pPr>
+              <w:rPr>
+                <w:lang w:val="vi-VN"/>
+              </w:rPr>
+            </w:pPr>
+            <w:r>
+              <w:rPr>
+                <w:lang w:val="vi-VN"/>
+              </w:rPr>
+              <w:t xml:space="preserve">E3: </w:t>
+            </w:r>
+            <w:proofErr w:type="spellStart"/>
+            <w:r>
+              <w:t>Lỗi</w:t>
+            </w:r>
+            <w:proofErr w:type="spellEnd"/>
+            <w:r>
+              <w:t xml:space="preserve"> </w:t>
+            </w:r>
+            <w:proofErr w:type="spellStart"/>
+            <w:r>
+              <w:t>lưu</w:t>
+            </w:r>
+            <w:proofErr w:type="spellEnd"/>
+            <w:r>
+              <w:t xml:space="preserve"> </w:t>
+            </w:r>
+            <w:proofErr w:type="spellStart"/>
+            <w:r>
+              <w:t>dữ</w:t>
+            </w:r>
+            <w:proofErr w:type="spellEnd"/>
+            <w:r>
+              <w:t xml:space="preserve"> </w:t>
+            </w:r>
+            <w:proofErr w:type="spellStart"/>
+            <w:r>
+              <w:t>liệu</w:t>
+            </w:r>
+            <w:proofErr w:type="spellEnd"/>
+            <w:r>
+              <w:t xml:space="preserve"> / </w:t>
+            </w:r>
+            <w:proofErr w:type="spellStart"/>
+            <w:r>
+              <w:t>kết</w:t>
+            </w:r>
+            <w:proofErr w:type="spellEnd"/>
+            <w:r>
+              <w:t xml:space="preserve"> </w:t>
+            </w:r>
+            <w:proofErr w:type="spellStart"/>
+            <w:r>
+              <w:t>nối</w:t>
+            </w:r>
+            <w:proofErr w:type="spellEnd"/>
+            <w:r>
+              <w:rPr>
+                <w:lang w:val="vi-VN"/>
+              </w:rPr>
+              <w:t>:</w:t>
+            </w:r>
+          </w:p>
+          <w:p>
+            <w:pPr>
+              <w:pStyle w:val="ListParagraph"/>
+              <w:numPr>
+                <w:ilvl w:val="0"/>
+                <w:numId w:val="12"/>
+              </w:numPr>
+              <w:rPr>
+                <w:lang w:val="vi-VN"/>
+              </w:rPr>
+            </w:pPr>
+            <w:proofErr w:type="spellStart"/>
+            <w:r>
               <w:t>Hệ</w:t>
             </w:r>
             <w:proofErr w:type="spellEnd"/>
@@ -5525,10 +5570,7 @@
         </w:numPr>
       </w:pPr>
       <w:r>
-        <w:t>Chi tiết q</w:t>
-      </w:r>
-      <w:r>
-        <w:t>uản lý nội dung trong playlist</w:t>
+        <w:t>Chi tiết quản lý nội dung trong playlist</w:t>
       </w:r>
     </w:p>
     <w:tbl>
@@ -6145,13 +6187,7 @@
             </w:r>
             <w:proofErr w:type="spellEnd"/>
             <w:r>
-              <w:t xml:space="preserve"> </w:t>
-            </w:r>
-            <w:r>
-              <w:t>playlist</w:t>
-            </w:r>
-            <w:r>
-              <w:t>”.</w:t>
+              <w:t xml:space="preserve"> playlist”.</w:t>
             </w:r>
           </w:p>
           <w:p>
@@ -6974,143 +7010,50 @@
           </w:p>
           <w:p>
             <w:pPr>
-              <w:rPr>
-                <w:lang w:val="vi-VN"/>
-              </w:rPr>
-            </w:pPr>
-            <w:r>
-              <w:t xml:space="preserve">E2: Playlist </w:t>
-            </w:r>
-            <w:proofErr w:type="spellStart"/>
-            <w:r>
-              <w:t>không</w:t>
-            </w:r>
-            <w:proofErr w:type="spellEnd"/>
-            <w:r>
-              <w:t xml:space="preserve"> </w:t>
-            </w:r>
-            <w:proofErr w:type="spellStart"/>
-            <w:r>
-              <w:t>tồn</w:t>
-            </w:r>
-            <w:proofErr w:type="spellEnd"/>
-            <w:r>
-              <w:t xml:space="preserve"> </w:t>
-            </w:r>
-            <w:proofErr w:type="spellStart"/>
-            <w:r>
-              <w:t>tại</w:t>
-            </w:r>
-            <w:proofErr w:type="spellEnd"/>
-            <w:r>
-              <w:rPr>
-                <w:lang w:val="vi-VN"/>
-              </w:rPr>
-              <w:t>:</w:t>
-            </w:r>
-          </w:p>
-          <w:p>
-            <w:pPr>
               <w:pStyle w:val="ListParagraph"/>
               <w:numPr>
                 <w:ilvl w:val="0"/>
                 <w:numId w:val="12"/>
               </w:numPr>
-              <w:rPr>
-                <w:lang w:val="vi-VN"/>
-              </w:rPr>
-            </w:pPr>
-            <w:proofErr w:type="spellStart"/>
-            <w:r>
-              <w:t>Hệ</w:t>
-            </w:r>
-            <w:proofErr w:type="spellEnd"/>
-            <w:r>
-              <w:t xml:space="preserve"> </w:t>
-            </w:r>
-            <w:proofErr w:type="spellStart"/>
-            <w:r>
-              <w:t>thống</w:t>
-            </w:r>
-            <w:proofErr w:type="spellEnd"/>
-            <w:r>
-              <w:t xml:space="preserve"> </w:t>
-            </w:r>
-            <w:proofErr w:type="spellStart"/>
-            <w:r>
-              <w:t>báo</w:t>
-            </w:r>
-            <w:proofErr w:type="spellEnd"/>
-            <w:r>
-              <w:t xml:space="preserve"> </w:t>
-            </w:r>
-            <w:proofErr w:type="spellStart"/>
-            <w:r>
-              <w:t>lỗi</w:t>
-            </w:r>
-            <w:proofErr w:type="spellEnd"/>
-            <w:r>
-              <w:rPr>
-                <w:lang w:val="vi-VN"/>
-              </w:rPr>
-              <w:t>: “Không tìm thấy playlist đó”.</w:t>
-            </w:r>
-          </w:p>
-          <w:p>
-            <w:pPr>
-              <w:rPr>
-                <w:lang w:val="vi-VN"/>
-              </w:rPr>
-            </w:pPr>
-            <w:r>
-              <w:rPr>
-                <w:lang w:val="vi-VN"/>
-              </w:rPr>
-              <w:t xml:space="preserve">E3: </w:t>
-            </w:r>
-            <w:proofErr w:type="spellStart"/>
-            <w:r>
-              <w:t>Lỗi</w:t>
-            </w:r>
-            <w:proofErr w:type="spellEnd"/>
-            <w:r>
-              <w:t xml:space="preserve"> </w:t>
-            </w:r>
-            <w:proofErr w:type="spellStart"/>
-            <w:r>
-              <w:t>lưu</w:t>
-            </w:r>
-            <w:proofErr w:type="spellEnd"/>
-            <w:r>
-              <w:t xml:space="preserve"> </w:t>
-            </w:r>
-            <w:proofErr w:type="spellStart"/>
-            <w:r>
-              <w:t>dữ</w:t>
-            </w:r>
-            <w:proofErr w:type="spellEnd"/>
-            <w:r>
-              <w:t xml:space="preserve"> </w:t>
-            </w:r>
-            <w:proofErr w:type="spellStart"/>
-            <w:r>
-              <w:t>liệu</w:t>
-            </w:r>
-            <w:proofErr w:type="spellEnd"/>
-            <w:r>
-              <w:t xml:space="preserve"> / </w:t>
-            </w:r>
-            <w:proofErr w:type="spellStart"/>
-            <w:r>
-              <w:t>kết</w:t>
-            </w:r>
-            <w:proofErr w:type="spellEnd"/>
-            <w:r>
-              <w:t xml:space="preserve"> </w:t>
-            </w:r>
-            <w:proofErr w:type="spellStart"/>
-            <w:r>
-              <w:t>nối</w:t>
+            </w:pPr>
+            <w:r>
+              <w:t>Quay</w:t>
+            </w:r>
+            <w:r>
+              <w:rPr>
+                <w:lang w:val="vi-VN"/>
+              </w:rPr>
+              <w:t xml:space="preserve"> lại bước nhập tên playlist.</w:t>
+            </w:r>
+          </w:p>
+          <w:p>
+            <w:pPr>
+              <w:rPr>
+                <w:lang w:val="vi-VN"/>
+              </w:rPr>
+            </w:pPr>
+            <w:r>
+              <w:t xml:space="preserve">E2: Playlist </w:t>
+            </w:r>
+            <w:proofErr w:type="spellStart"/>
+            <w:r>
+              <w:t>không</w:t>
+            </w:r>
+            <w:proofErr w:type="spellEnd"/>
+            <w:r>
+              <w:t xml:space="preserve"> </w:t>
+            </w:r>
+            <w:proofErr w:type="spellStart"/>
+            <w:r>
+              <w:t>tồn</w:t>
+            </w:r>
+            <w:proofErr w:type="spellEnd"/>
+            <w:r>
+              <w:t xml:space="preserve"> </w:t>
+            </w:r>
+            <w:proofErr w:type="spellStart"/>
+            <w:r>
+              <w:t>tại</w:t>
             </w:r>
             <w:proofErr w:type="spellEnd"/>
             <w:r>
@@ -7137,108 +7080,34 @@
             </w:r>
             <w:proofErr w:type="spellEnd"/>
             <w:r>
-              <w:rPr>
-                <w:lang w:val="vi-VN"/>
-              </w:rPr>
-              <w:t xml:space="preserve"> thống báo lỗi:</w:t>
-            </w:r>
-            <w:r>
-              <w:t xml:space="preserve"> “</w:t>
-            </w:r>
-            <w:proofErr w:type="spellStart"/>
-            <w:r>
-              <w:t>Không</w:t>
-            </w:r>
-            <w:proofErr w:type="spellEnd"/>
-            <w:r>
-              <w:t xml:space="preserve"> </w:t>
-            </w:r>
-            <w:proofErr w:type="spellStart"/>
-            <w:r>
-              <w:t>thể</w:t>
-            </w:r>
-            <w:proofErr w:type="spellEnd"/>
-            <w:r>
-              <w:t xml:space="preserve"> </w:t>
-            </w:r>
-            <w:proofErr w:type="spellStart"/>
-            <w:r>
-              <w:t>thao</w:t>
-            </w:r>
-            <w:proofErr w:type="spellEnd"/>
-            <w:r>
-              <w:t xml:space="preserve"> </w:t>
-            </w:r>
-            <w:proofErr w:type="spellStart"/>
-            <w:r>
-              <w:t>tác</w:t>
-            </w:r>
-            <w:proofErr w:type="spellEnd"/>
-            <w:r>
-              <w:t xml:space="preserve">, </w:t>
-            </w:r>
-            <w:proofErr w:type="spellStart"/>
-            <w:r>
-              <w:t>vui</w:t>
-            </w:r>
-            <w:proofErr w:type="spellEnd"/>
-            <w:r>
-              <w:t xml:space="preserve"> </w:t>
-            </w:r>
-            <w:proofErr w:type="spellStart"/>
-            <w:r>
-              <w:t>lòng</w:t>
-            </w:r>
-            <w:proofErr w:type="spellEnd"/>
-            <w:r>
-              <w:t xml:space="preserve"> </w:t>
-            </w:r>
-            <w:proofErr w:type="spellStart"/>
-            <w:r>
-              <w:t>thử</w:t>
-            </w:r>
-            <w:proofErr w:type="spellEnd"/>
-            <w:r>
-              <w:t xml:space="preserve"> </w:t>
-            </w:r>
-            <w:proofErr w:type="spellStart"/>
-            <w:r>
-              <w:t>lại</w:t>
-            </w:r>
-            <w:proofErr w:type="spellEnd"/>
-            <w:r>
-              <w:t>”</w:t>
-            </w:r>
-            <w:r>
-              <w:rPr>
-                <w:lang w:val="vi-VN"/>
-              </w:rPr>
-              <w:t>.</w:t>
-            </w:r>
-          </w:p>
-          <w:p>
-            <w:pPr>
-              <w:rPr>
-                <w:lang w:val="vi-VN"/>
-              </w:rPr>
-            </w:pPr>
-            <w:r>
-              <w:rPr>
-                <w:lang w:val="vi-VN"/>
-              </w:rPr>
-              <w:t>E4</w:t>
-            </w:r>
-            <w:r>
-              <w:rPr>
-                <w:lang w:val="vi-VN"/>
-              </w:rPr>
-              <w:t>: Bài hát đã có trong playlist (MF1)</w:t>
-            </w:r>
-            <w:r>
-              <w:rPr>
-                <w:lang w:val="vi-VN"/>
-              </w:rPr>
-              <w:t>:</w:t>
+              <w:t xml:space="preserve"> </w:t>
+            </w:r>
+            <w:proofErr w:type="spellStart"/>
+            <w:r>
+              <w:t>thống</w:t>
+            </w:r>
+            <w:proofErr w:type="spellEnd"/>
+            <w:r>
+              <w:t xml:space="preserve"> </w:t>
+            </w:r>
+            <w:proofErr w:type="spellStart"/>
+            <w:r>
+              <w:t>báo</w:t>
+            </w:r>
+            <w:proofErr w:type="spellEnd"/>
+            <w:r>
+              <w:t xml:space="preserve"> </w:t>
+            </w:r>
+            <w:proofErr w:type="spellStart"/>
+            <w:r>
+              <w:t>lỗi</w:t>
+            </w:r>
+            <w:proofErr w:type="spellEnd"/>
+            <w:r>
+              <w:rPr>
+                <w:lang w:val="vi-VN"/>
+              </w:rPr>
+              <w:t>: “Không tìm thấy playlist đó”.</w:t>
             </w:r>
           </w:p>
           <w:p>
@@ -7256,27 +7125,66 @@
               <w:rPr>
                 <w:lang w:val="vi-VN"/>
               </w:rPr>
-              <w:t>Hiển thị “Bài hát đã tồn tại trong playlist”.</w:t>
-            </w:r>
-          </w:p>
-          <w:p>
-            <w:pPr>
-              <w:rPr>
-                <w:lang w:val="vi-VN"/>
-              </w:rPr>
-            </w:pPr>
-            <w:r>
-              <w:rPr>
-                <w:lang w:val="vi-VN"/>
-              </w:rPr>
-              <w:t>E5</w:t>
-            </w:r>
-            <w:r>
-              <w:rPr>
-                <w:lang w:val="vi-VN"/>
-              </w:rPr>
-              <w:t>: Bài hát không có trong playlist (MF2)</w:t>
-            </w:r>
+              <w:t>Quay lại bước chọn playlist.</w:t>
+            </w:r>
+          </w:p>
+          <w:p>
+            <w:pPr>
+              <w:rPr>
+                <w:lang w:val="vi-VN"/>
+              </w:rPr>
+            </w:pPr>
+            <w:r>
+              <w:rPr>
+                <w:lang w:val="vi-VN"/>
+              </w:rPr>
+              <w:t xml:space="preserve">E3: </w:t>
+            </w:r>
+            <w:proofErr w:type="spellStart"/>
+            <w:r>
+              <w:t>Lỗi</w:t>
+            </w:r>
+            <w:proofErr w:type="spellEnd"/>
+            <w:r>
+              <w:t xml:space="preserve"> </w:t>
+            </w:r>
+            <w:proofErr w:type="spellStart"/>
+            <w:r>
+              <w:t>lưu</w:t>
+            </w:r>
+            <w:proofErr w:type="spellEnd"/>
+            <w:r>
+              <w:t xml:space="preserve"> </w:t>
+            </w:r>
+            <w:proofErr w:type="spellStart"/>
+            <w:r>
+              <w:t>dữ</w:t>
+            </w:r>
+            <w:proofErr w:type="spellEnd"/>
+            <w:r>
+              <w:t xml:space="preserve"> </w:t>
+            </w:r>
+            <w:proofErr w:type="spellStart"/>
+            <w:r>
+              <w:t>liệu</w:t>
+            </w:r>
+            <w:proofErr w:type="spellEnd"/>
+            <w:r>
+              <w:t xml:space="preserve"> / </w:t>
+            </w:r>
+            <w:proofErr w:type="spellStart"/>
+            <w:r>
+              <w:t>kết</w:t>
+            </w:r>
+            <w:proofErr w:type="spellEnd"/>
+            <w:r>
+              <w:t xml:space="preserve"> </w:t>
+            </w:r>
+            <w:proofErr w:type="spellStart"/>
+            <w:r>
+              <w:t>nối</w:t>
+            </w:r>
+            <w:proofErr w:type="spellEnd"/>
             <w:r>
               <w:rPr>
                 <w:lang w:val="vi-VN"/>
@@ -7295,36 +7203,114 @@
                 <w:lang w:val="vi-VN"/>
               </w:rPr>
             </w:pPr>
-            <w:r>
-              <w:rPr>
-                <w:lang w:val="vi-VN"/>
-              </w:rPr>
-              <w:t>Hiển thị “Bài hát không tồn tại trong playlist”.</w:t>
-            </w:r>
-          </w:p>
-          <w:p>
-            <w:pPr>
-              <w:rPr>
-                <w:lang w:val="vi-VN"/>
-              </w:rPr>
-            </w:pPr>
-            <w:r>
-              <w:rPr>
-                <w:lang w:val="vi-VN"/>
-              </w:rPr>
-              <w:t>E6</w:t>
-            </w:r>
-            <w:r>
-              <w:rPr>
-                <w:lang w:val="vi-VN"/>
-              </w:rPr>
-              <w:t xml:space="preserve">: Bài hát không tồn </w:t>
-            </w:r>
-            <w:r>
-              <w:rPr>
-                <w:lang w:val="vi-VN"/>
-              </w:rPr>
-              <w:t>tại:</w:t>
+            <w:proofErr w:type="spellStart"/>
+            <w:r>
+              <w:t>Hệ</w:t>
+            </w:r>
+            <w:proofErr w:type="spellEnd"/>
+            <w:r>
+              <w:rPr>
+                <w:lang w:val="vi-VN"/>
+              </w:rPr>
+              <w:t xml:space="preserve"> thống báo lỗi:</w:t>
+            </w:r>
+            <w:r>
+              <w:t xml:space="preserve"> “</w:t>
+            </w:r>
+            <w:proofErr w:type="spellStart"/>
+            <w:r>
+              <w:t>Không</w:t>
+            </w:r>
+            <w:proofErr w:type="spellEnd"/>
+            <w:r>
+              <w:t xml:space="preserve"> </w:t>
+            </w:r>
+            <w:proofErr w:type="spellStart"/>
+            <w:r>
+              <w:t>thể</w:t>
+            </w:r>
+            <w:proofErr w:type="spellEnd"/>
+            <w:r>
+              <w:t xml:space="preserve"> </w:t>
+            </w:r>
+            <w:proofErr w:type="spellStart"/>
+            <w:r>
+              <w:t>thao</w:t>
+            </w:r>
+            <w:proofErr w:type="spellEnd"/>
+            <w:r>
+              <w:t xml:space="preserve"> </w:t>
+            </w:r>
+            <w:proofErr w:type="spellStart"/>
+            <w:r>
+              <w:t>tác</w:t>
+            </w:r>
+            <w:proofErr w:type="spellEnd"/>
+            <w:r>
+              <w:t xml:space="preserve">, </w:t>
+            </w:r>
+            <w:proofErr w:type="spellStart"/>
+            <w:r>
+              <w:t>vui</w:t>
+            </w:r>
+            <w:proofErr w:type="spellEnd"/>
+            <w:r>
+              <w:t xml:space="preserve"> </w:t>
+            </w:r>
+            <w:proofErr w:type="spellStart"/>
+            <w:r>
+              <w:t>lòng</w:t>
+            </w:r>
+            <w:proofErr w:type="spellEnd"/>
+            <w:r>
+              <w:t xml:space="preserve"> </w:t>
+            </w:r>
+            <w:proofErr w:type="spellStart"/>
+            <w:r>
+              <w:t>thử</w:t>
+            </w:r>
+            <w:proofErr w:type="spellEnd"/>
+            <w:r>
+              <w:t xml:space="preserve"> </w:t>
+            </w:r>
+            <w:proofErr w:type="spellStart"/>
+            <w:r>
+              <w:t>lại</w:t>
+            </w:r>
+            <w:proofErr w:type="spellEnd"/>
+            <w:r>
+              <w:t>”</w:t>
+            </w:r>
+            <w:r>
+              <w:rPr>
+                <w:lang w:val="vi-VN"/>
+              </w:rPr>
+              <w:t>.</w:t>
+            </w:r>
+          </w:p>
+          <w:p>
+            <w:pPr>
+              <w:rPr>
+                <w:lang w:val="vi-VN"/>
+              </w:rPr>
+            </w:pPr>
+            <w:r>
+              <w:rPr>
+                <w:lang w:val="vi-VN"/>
+              </w:rPr>
+              <w:t>E4</w:t>
+            </w:r>
+            <w:r>
+              <w:rPr>
+                <w:lang w:val="vi-VN"/>
+              </w:rPr>
+              <w:t>: Bài hát đã có trong playlist (MF1)</w:t>
+            </w:r>
+            <w:r>
+              <w:rPr>
+                <w:lang w:val="vi-VN"/>
+              </w:rPr>
+              <w:t>:</w:t>
             </w:r>
           </w:p>
           <w:p>
@@ -7342,7 +7328,147 @@
               <w:rPr>
                 <w:lang w:val="vi-VN"/>
               </w:rPr>
+              <w:t>Hiển thị “Bài hát đã tồn tại trong playlist”.</w:t>
+            </w:r>
+          </w:p>
+          <w:p>
+            <w:pPr>
+              <w:pStyle w:val="ListParagraph"/>
+              <w:numPr>
+                <w:ilvl w:val="0"/>
+                <w:numId w:val="12"/>
+              </w:numPr>
+              <w:rPr>
+                <w:lang w:val="vi-VN"/>
+              </w:rPr>
+            </w:pPr>
+            <w:r>
+              <w:rPr>
+                <w:lang w:val="vi-VN"/>
+              </w:rPr>
+              <w:t>Quay lại bước chọn bài hát.</w:t>
+            </w:r>
+          </w:p>
+          <w:p>
+            <w:pPr>
+              <w:rPr>
+                <w:lang w:val="vi-VN"/>
+              </w:rPr>
+            </w:pPr>
+            <w:r>
+              <w:rPr>
+                <w:lang w:val="vi-VN"/>
+              </w:rPr>
+              <w:t>E5</w:t>
+            </w:r>
+            <w:r>
+              <w:rPr>
+                <w:lang w:val="vi-VN"/>
+              </w:rPr>
+              <w:t>: Bài hát không có trong playlist (MF2)</w:t>
+            </w:r>
+            <w:r>
+              <w:rPr>
+                <w:lang w:val="vi-VN"/>
+              </w:rPr>
+              <w:t>:</w:t>
+            </w:r>
+          </w:p>
+          <w:p>
+            <w:pPr>
+              <w:pStyle w:val="ListParagraph"/>
+              <w:numPr>
+                <w:ilvl w:val="0"/>
+                <w:numId w:val="12"/>
+              </w:numPr>
+              <w:rPr>
+                <w:lang w:val="vi-VN"/>
+              </w:rPr>
+            </w:pPr>
+            <w:r>
+              <w:rPr>
+                <w:lang w:val="vi-VN"/>
+              </w:rPr>
+              <w:t>Hiển thị “Bài hát không tồn tại trong playlist”.</w:t>
+            </w:r>
+          </w:p>
+          <w:p>
+            <w:pPr>
+              <w:pStyle w:val="ListParagraph"/>
+              <w:numPr>
+                <w:ilvl w:val="0"/>
+                <w:numId w:val="12"/>
+              </w:numPr>
+              <w:rPr>
+                <w:lang w:val="vi-VN"/>
+              </w:rPr>
+            </w:pPr>
+            <w:r>
+              <w:rPr>
+                <w:lang w:val="vi-VN"/>
+              </w:rPr>
+              <w:t>Quay lại bước chọn bài hát.</w:t>
+            </w:r>
+          </w:p>
+          <w:p>
+            <w:pPr>
+              <w:rPr>
+                <w:lang w:val="vi-VN"/>
+              </w:rPr>
+            </w:pPr>
+            <w:r>
+              <w:rPr>
+                <w:lang w:val="vi-VN"/>
+              </w:rPr>
+              <w:t>E6</w:t>
+            </w:r>
+            <w:r>
+              <w:rPr>
+                <w:lang w:val="vi-VN"/>
+              </w:rPr>
+              <w:t xml:space="preserve">: Bài hát không tồn </w:t>
+            </w:r>
+            <w:r>
+              <w:rPr>
+                <w:lang w:val="vi-VN"/>
+              </w:rPr>
+              <w:t>tại:</w:t>
+            </w:r>
+          </w:p>
+          <w:p>
+            <w:pPr>
+              <w:pStyle w:val="ListParagraph"/>
+              <w:numPr>
+                <w:ilvl w:val="0"/>
+                <w:numId w:val="12"/>
+              </w:numPr>
+              <w:rPr>
+                <w:lang w:val="vi-VN"/>
+              </w:rPr>
+            </w:pPr>
+            <w:r>
+              <w:rPr>
+                <w:lang w:val="vi-VN"/>
+              </w:rPr>
               <w:t>Hiển thị “Bài hát không tồn tại”.</w:t>
+            </w:r>
+          </w:p>
+          <w:p>
+            <w:pPr>
+              <w:pStyle w:val="ListParagraph"/>
+              <w:numPr>
+                <w:ilvl w:val="0"/>
+                <w:numId w:val="12"/>
+              </w:numPr>
+              <w:rPr>
+                <w:lang w:val="vi-VN"/>
+              </w:rPr>
+            </w:pPr>
+            <w:r>
+              <w:rPr>
+                <w:lang w:val="vi-VN"/>
+              </w:rPr>
+              <w:t>Quay lại bước chọn bài hát.</w:t>
             </w:r>
           </w:p>
         </w:tc>
@@ -7855,10 +7981,7 @@
             </w:r>
             <w:proofErr w:type="spellStart"/>
             <w:r>
-              <w:t>B</w:t>
-            </w:r>
-            <w:r>
-              <w:t>ỏ</w:t>
+              <w:t>Bỏ</w:t>
             </w:r>
             <w:proofErr w:type="spellEnd"/>
             <w:r>
@@ -7936,13 +8059,8 @@
             </w:r>
             <w:proofErr w:type="spellEnd"/>
             <w:r>
-              <w:t xml:space="preserve"> </w:t>
-            </w:r>
-            <w:proofErr w:type="spellStart"/>
-            <w:r>
-              <w:t>follower.</w:t>
-            </w:r>
-            <w:proofErr w:type="spellEnd"/>
+              <w:t xml:space="preserve"> follower.</w:t>
+            </w:r>
           </w:p>
           <w:p>
             <w:pPr>
@@ -7973,10 +8091,7 @@
             </w:r>
             <w:proofErr w:type="spellStart"/>
             <w:r>
-              <w:t>h</w:t>
-            </w:r>
-            <w:r>
-              <w:t>iển</w:t>
+              <w:t>hiển</w:t>
             </w:r>
             <w:proofErr w:type="spellEnd"/>
             <w:r>
@@ -8189,13 +8304,7 @@
               <w:rPr>
                 <w:lang w:val="vi-VN"/>
               </w:rPr>
-              <w:t>E2</w:t>
-            </w:r>
-            <w:r>
-              <w:rPr>
-                <w:lang w:val="vi-VN"/>
-              </w:rPr>
-              <w:t xml:space="preserve">: </w:t>
+              <w:t xml:space="preserve">E2: </w:t>
             </w:r>
             <w:proofErr w:type="spellStart"/>
             <w:r>
@@ -8259,7 +8368,6 @@
             </w:pPr>
             <w:proofErr w:type="spellStart"/>
             <w:r>
-              <w:lastRenderedPageBreak/>
               <w:t>Hệ</w:t>
             </w:r>
             <w:proofErr w:type="spellEnd"/>
@@ -8359,13 +8467,7 @@
         <w:pStyle w:val="Style1"/>
       </w:pPr>
       <w:r>
-        <w:t>Chi tiết t</w:t>
-      </w:r>
-      <w:r>
-        <w:t xml:space="preserve">ìm kiếm nội </w:t>
-      </w:r>
-      <w:r>
-        <w:t>dung.</w:t>
+        <w:t>Chi tiết tìm kiếm nội dung.</w:t>
       </w:r>
     </w:p>
     <w:tbl>
@@ -8839,6 +8941,11 @@
             <w:tcW w:w="7020" w:type="dxa"/>
           </w:tcPr>
           <w:p>
+            <w:pPr>
+              <w:rPr>
+                <w:lang w:val="vi-VN"/>
+              </w:rPr>
+            </w:pPr>
             <w:r>
               <w:rPr>
                 <w:lang w:val="vi-VN"/>
@@ -8878,11 +8985,17 @@
               <w:rPr>
                 <w:lang w:val="vi-VN"/>
               </w:rPr>
-              <w:t xml:space="preserve"> </w:t>
-            </w:r>
-            <w:r>
-              <w:t xml:space="preserve">→ </w:t>
-            </w:r>
+              <w:t>:</w:t>
+            </w:r>
+          </w:p>
+          <w:p>
+            <w:pPr>
+              <w:pStyle w:val="ListParagraph"/>
+              <w:numPr>
+                <w:ilvl w:val="0"/>
+                <w:numId w:val="12"/>
+              </w:numPr>
+            </w:pPr>
             <w:proofErr w:type="spellStart"/>
             <w:r>
               <w:t>Hệ</w:t>
@@ -8946,19 +9059,7 @@
         <w:pStyle w:val="Style1"/>
       </w:pPr>
       <w:r>
-        <w:t>Chi tiết đ</w:t>
-      </w:r>
-      <w:r>
-        <w:t xml:space="preserve">ăng ký thành </w:t>
-      </w:r>
-      <w:r>
-        <w:t>n</w:t>
-      </w:r>
-      <w:r>
-        <w:t xml:space="preserve">ghệ </w:t>
-      </w:r>
-      <w:r>
-        <w:t>sĩ.</w:t>
+        <w:t>Chi tiết đăng ký thành nghệ sĩ.</w:t>
       </w:r>
     </w:p>
     <w:tbl>
@@ -9735,7 +9836,19 @@
               <w:rPr>
                 <w:lang w:val="vi-VN"/>
               </w:rPr>
-              <w:t>Quay lại bước 2.</w:t>
+              <w:t xml:space="preserve">Quay lại bước </w:t>
+            </w:r>
+            <w:r>
+              <w:rPr>
+                <w:lang w:val="vi-VN"/>
+              </w:rPr>
+              <w:t>nhập thông tin</w:t>
+            </w:r>
+            <w:r>
+              <w:rPr>
+                <w:lang w:val="vi-VN"/>
+              </w:rPr>
+              <w:t>.</w:t>
             </w:r>
           </w:p>
           <w:p>
@@ -9774,19 +9887,7 @@
               <w:rPr>
                 <w:lang w:val="vi-VN"/>
               </w:rPr>
-              <w:t xml:space="preserve"> thống báo lỗi: “</w:t>
-            </w:r>
-            <w:r>
-              <w:rPr>
-                <w:lang w:val="vi-VN"/>
-              </w:rPr>
-              <w:t>Nghệ danh đã tồn tại</w:t>
-            </w:r>
-            <w:r>
-              <w:rPr>
-                <w:lang w:val="vi-VN"/>
-              </w:rPr>
-              <w:t>”</w:t>
+              <w:t xml:space="preserve"> thống báo lỗi: “Nghệ danh đã tồn tại”</w:t>
             </w:r>
             <w:r>
               <w:t>.</w:t>
@@ -9807,7 +9908,19 @@
               <w:rPr>
                 <w:lang w:val="vi-VN"/>
               </w:rPr>
-              <w:t>Quay lại bước 2.</w:t>
+              <w:t xml:space="preserve">Quay lại bước </w:t>
+            </w:r>
+            <w:r>
+              <w:rPr>
+                <w:lang w:val="vi-VN"/>
+              </w:rPr>
+              <w:t>nhập nghệ danh</w:t>
+            </w:r>
+            <w:r>
+              <w:rPr>
+                <w:lang w:val="vi-VN"/>
+              </w:rPr>
+              <w:t>.</w:t>
             </w:r>
           </w:p>
           <w:p>
@@ -9986,13 +10099,8 @@
         <w:pStyle w:val="Style1"/>
       </w:pPr>
       <w:r>
-        <w:t>Chi tiết q</w:t>
-      </w:r>
-      <w:r>
-        <w:t xml:space="preserve">uản lý bài hát cá </w:t>
-      </w:r>
-      <w:r>
-        <w:t>nhân</w:t>
+        <w:lastRenderedPageBreak/>
+        <w:t>Chi tiết quản lý bài hát cá nhân</w:t>
       </w:r>
     </w:p>
     <w:tbl>
@@ -10991,7 +11099,6 @@
           </w:p>
           <w:p>
             <w:r>
-              <w:lastRenderedPageBreak/>
               <w:t xml:space="preserve">MF2 – </w:t>
             </w:r>
             <w:proofErr w:type="spellStart"/>
@@ -11700,7 +11807,6 @@
               <w:rPr>
                 <w:lang w:val="vi-VN"/>
               </w:rPr>
-              <w:lastRenderedPageBreak/>
               <w:t>Ngoại lệ</w:t>
             </w:r>
           </w:p>
@@ -11814,7 +11920,19 @@
               <w:rPr>
                 <w:lang w:val="vi-VN"/>
               </w:rPr>
-              <w:t>Quay lại bước 2.</w:t>
+              <w:t xml:space="preserve">Quay lại bước </w:t>
+            </w:r>
+            <w:r>
+              <w:rPr>
+                <w:lang w:val="vi-VN"/>
+              </w:rPr>
+              <w:t>nhập thông tin</w:t>
+            </w:r>
+            <w:r>
+              <w:rPr>
+                <w:lang w:val="vi-VN"/>
+              </w:rPr>
+              <w:t>.</w:t>
             </w:r>
           </w:p>
           <w:p>
@@ -11960,7 +12078,19 @@
               <w:rPr>
                 <w:lang w:val="vi-VN"/>
               </w:rPr>
-              <w:t>Quay lại bước 2.</w:t>
+              <w:t xml:space="preserve">Quay lại bước </w:t>
+            </w:r>
+            <w:r>
+              <w:rPr>
+                <w:lang w:val="vi-VN"/>
+              </w:rPr>
+              <w:t>chọn bài hát</w:t>
+            </w:r>
+            <w:r>
+              <w:rPr>
+                <w:lang w:val="vi-VN"/>
+              </w:rPr>
+              <w:t>.</w:t>
             </w:r>
           </w:p>
           <w:p>
@@ -12138,10 +12268,7 @@
         <w:pStyle w:val="Style1"/>
       </w:pPr>
       <w:r>
-        <w:t>Chi tiết q</w:t>
-      </w:r>
-      <w:r>
-        <w:t xml:space="preserve">uản lý </w:t>
+        <w:t xml:space="preserve">Chi tiết quản lý </w:t>
       </w:r>
       <w:r>
         <w:t>a</w:t>
@@ -12615,10 +12742,7 @@
             </w:r>
             <w:proofErr w:type="spellStart"/>
             <w:r>
-              <w:t>c</w:t>
-            </w:r>
-            <w:r>
-              <w:t>họn</w:t>
+              <w:t>chọn</w:t>
             </w:r>
             <w:proofErr w:type="spellEnd"/>
             <w:r>
@@ -12654,10 +12778,7 @@
             </w:r>
             <w:proofErr w:type="spellStart"/>
             <w:r>
-              <w:t>n</w:t>
-            </w:r>
-            <w:r>
-              <w:t>hập</w:t>
+              <w:t>nhập</w:t>
             </w:r>
             <w:proofErr w:type="spellEnd"/>
             <w:r>
@@ -12758,6 +12879,7 @@
             </w:pPr>
             <w:proofErr w:type="spellStart"/>
             <w:r>
+              <w:lastRenderedPageBreak/>
               <w:t>Hệ</w:t>
             </w:r>
             <w:proofErr w:type="spellEnd"/>
@@ -12883,10 +13005,7 @@
             </w:r>
             <w:proofErr w:type="spellStart"/>
             <w:r>
-              <w:t>c</w:t>
-            </w:r>
-            <w:r>
-              <w:t>họn</w:t>
+              <w:t>chọn</w:t>
             </w:r>
             <w:proofErr w:type="spellEnd"/>
             <w:r>
@@ -12922,10 +13041,7 @@
             </w:r>
             <w:proofErr w:type="spellStart"/>
             <w:r>
-              <w:t>c</w:t>
-            </w:r>
-            <w:r>
-              <w:t>hỉnh</w:t>
+              <w:t>chỉnh</w:t>
             </w:r>
             <w:proofErr w:type="spellEnd"/>
             <w:r>
@@ -13140,10 +13256,7 @@
             </w:r>
             <w:proofErr w:type="spellStart"/>
             <w:r>
-              <w:t>c</w:t>
-            </w:r>
-            <w:r>
-              <w:t>họn</w:t>
+              <w:t>chọn</w:t>
             </w:r>
             <w:proofErr w:type="spellEnd"/>
             <w:r>
@@ -13354,6 +13467,7 @@
               <w:rPr>
                 <w:lang w:val="vi-VN"/>
               </w:rPr>
+              <w:lastRenderedPageBreak/>
               <w:t>Ngoại lệ</w:t>
             </w:r>
           </w:p>
@@ -13476,7 +13590,6 @@
               <w:rPr>
                 <w:lang w:val="vi-VN"/>
               </w:rPr>
-              <w:lastRenderedPageBreak/>
               <w:t xml:space="preserve">Quay lại bước </w:t>
             </w:r>
             <w:r>
@@ -14126,31 +14239,13 @@
             </w:r>
             <w:proofErr w:type="spellEnd"/>
             <w:r>
-              <w:t xml:space="preserve"> “Single” (</w:t>
-            </w:r>
-            <w:proofErr w:type="spellStart"/>
-            <w:r>
-              <w:t>nếu</w:t>
-            </w:r>
-            <w:proofErr w:type="spellEnd"/>
-            <w:r>
-              <w:t xml:space="preserve"> </w:t>
-            </w:r>
-            <w:proofErr w:type="spellStart"/>
-            <w:r>
-              <w:t>thêm</w:t>
-            </w:r>
-            <w:proofErr w:type="spellEnd"/>
-            <w:r>
-              <w:t xml:space="preserve"> </w:t>
-            </w:r>
-            <w:proofErr w:type="spellStart"/>
-            <w:r>
-              <w:t>vào</w:t>
-            </w:r>
-            <w:proofErr w:type="spellEnd"/>
-            <w:r>
-              <w:t xml:space="preserve"> album).</w:t>
+              <w:t xml:space="preserve"> “Single”</w:t>
+            </w:r>
+            <w:r>
+              <w:rPr>
+                <w:lang w:val="vi-VN"/>
+              </w:rPr>
+              <w:t>.</w:t>
             </w:r>
           </w:p>
         </w:tc>
@@ -15256,7 +15351,31 @@
               <w:rPr>
                 <w:lang w:val="vi-VN"/>
               </w:rPr>
-              <w:t>E2: Bài hát không tồn tại (khi thêm hoặc gỡ)</w:t>
+              <w:t xml:space="preserve">E2: Bài hát không tồn </w:t>
+            </w:r>
+            <w:r>
+              <w:rPr>
+                <w:lang w:val="vi-VN"/>
+              </w:rPr>
+              <w:t>tại:</w:t>
+            </w:r>
+          </w:p>
+          <w:p>
+            <w:pPr>
+              <w:pStyle w:val="ListParagraph"/>
+              <w:numPr>
+                <w:ilvl w:val="0"/>
+                <w:numId w:val="63"/>
+              </w:numPr>
+              <w:rPr>
+                <w:lang w:val="vi-VN"/>
+              </w:rPr>
+            </w:pPr>
+            <w:r>
+              <w:rPr>
+                <w:lang w:val="vi-VN"/>
+              </w:rPr>
+              <w:t>Hệ thống báo lỗi: “Bài hát không tồn tại”.</w:t>
             </w:r>
           </w:p>
           <w:p>
@@ -15274,24 +15393,7 @@
               <w:rPr>
                 <w:lang w:val="vi-VN"/>
               </w:rPr>
-              <w:t>Hệ thống báo lỗi: “Bài hát không tồn tại”.</w:t>
-            </w:r>
-          </w:p>
-          <w:p>
-            <w:pPr>
-              <w:pStyle w:val="ListParagraph"/>
-              <w:numPr>
-                <w:ilvl w:val="0"/>
-                <w:numId w:val="41"/>
-              </w:numPr>
-              <w:rPr>
-                <w:lang w:val="vi-VN"/>
-              </w:rPr>
-            </w:pPr>
-            <w:r>
-              <w:rPr>
-                <w:lang w:val="vi-VN"/>
-              </w:rPr>
+              <w:lastRenderedPageBreak/>
               <w:t>Quay lại bước chọn bài hát.</w:t>
             </w:r>
           </w:p>
@@ -15394,13 +15496,7 @@
         <w:t xml:space="preserve">Chi tiết </w:t>
       </w:r>
       <w:r>
-        <w:t>q</w:t>
-      </w:r>
-      <w:r>
-        <w:t xml:space="preserve">uản lý nghệ </w:t>
-      </w:r>
-      <w:r>
-        <w:t>sĩ</w:t>
+        <w:t>quản lý nghệ sĩ</w:t>
       </w:r>
       <w:r>
         <w:t xml:space="preserve"> toàn hệ thống</w:t>
@@ -15873,7 +15969,6 @@
               <w:rPr>
                 <w:lang w:val="vi-VN"/>
               </w:rPr>
-              <w:lastRenderedPageBreak/>
               <w:t>Hậu điều kiện</w:t>
             </w:r>
           </w:p>
@@ -16083,7 +16178,7 @@
             </w:r>
             <w:proofErr w:type="spellEnd"/>
             <w:r>
-              <w:t xml:space="preserve"> qua email.</w:t>
+              <w:t>.</w:t>
             </w:r>
           </w:p>
         </w:tc>
@@ -16127,254 +16222,10 @@
           </w:tcPr>
           <w:p>
             <w:r>
-              <w:t xml:space="preserve">MF1 – </w:t>
-            </w:r>
-            <w:proofErr w:type="spellStart"/>
-            <w:r>
-              <w:t>Xem</w:t>
-            </w:r>
-            <w:proofErr w:type="spellEnd"/>
-            <w:r>
-              <w:t xml:space="preserve"> </w:t>
-            </w:r>
-            <w:proofErr w:type="spellStart"/>
-            <w:r>
-              <w:t>danh</w:t>
-            </w:r>
-            <w:proofErr w:type="spellEnd"/>
-            <w:r>
-              <w:t xml:space="preserve"> </w:t>
-            </w:r>
-            <w:proofErr w:type="spellStart"/>
-            <w:r>
-              <w:t>sách</w:t>
-            </w:r>
-            <w:proofErr w:type="spellEnd"/>
-            <w:r>
-              <w:t xml:space="preserve"> </w:t>
-            </w:r>
-            <w:proofErr w:type="spellStart"/>
-            <w:r>
-              <w:t>hồ</w:t>
-            </w:r>
-            <w:proofErr w:type="spellEnd"/>
-            <w:r>
-              <w:t xml:space="preserve"> </w:t>
-            </w:r>
-            <w:proofErr w:type="spellStart"/>
-            <w:r>
-              <w:t>sơ</w:t>
-            </w:r>
-            <w:proofErr w:type="spellEnd"/>
-            <w:r>
-              <w:t xml:space="preserve"> </w:t>
-            </w:r>
-            <w:proofErr w:type="spellStart"/>
-            <w:r>
-              <w:t>nghệ</w:t>
-            </w:r>
-            <w:proofErr w:type="spellEnd"/>
-            <w:r>
-              <w:t xml:space="preserve"> </w:t>
-            </w:r>
-            <w:proofErr w:type="spellStart"/>
-            <w:r>
-              <w:t>sĩ</w:t>
-            </w:r>
-            <w:proofErr w:type="spellEnd"/>
-          </w:p>
-          <w:p>
-            <w:pPr>
-              <w:pStyle w:val="ListParagraph"/>
-              <w:numPr>
-                <w:ilvl w:val="0"/>
-                <w:numId w:val="21"/>
-              </w:numPr>
-            </w:pPr>
-            <w:r>
-              <w:t xml:space="preserve">Admin </w:t>
-            </w:r>
-            <w:proofErr w:type="spellStart"/>
-            <w:r>
-              <w:t>mở</w:t>
-            </w:r>
-            <w:proofErr w:type="spellEnd"/>
-            <w:r>
-              <w:t xml:space="preserve"> </w:t>
-            </w:r>
-            <w:proofErr w:type="spellStart"/>
-            <w:r>
-              <w:t>trang</w:t>
-            </w:r>
-            <w:proofErr w:type="spellEnd"/>
-            <w:r>
-              <w:t xml:space="preserve"> </w:t>
-            </w:r>
-            <w:proofErr w:type="spellStart"/>
-            <w:r>
-              <w:t>quản</w:t>
-            </w:r>
-            <w:proofErr w:type="spellEnd"/>
-            <w:r>
-              <w:t xml:space="preserve"> </w:t>
-            </w:r>
-            <w:proofErr w:type="spellStart"/>
-            <w:r>
-              <w:t>lý</w:t>
-            </w:r>
-            <w:proofErr w:type="spellEnd"/>
-            <w:r>
-              <w:t xml:space="preserve"> </w:t>
-            </w:r>
-            <w:proofErr w:type="spellStart"/>
-            <w:r>
-              <w:t>hồ</w:t>
-            </w:r>
-            <w:proofErr w:type="spellEnd"/>
-            <w:r>
-              <w:t xml:space="preserve"> </w:t>
-            </w:r>
-            <w:proofErr w:type="spellStart"/>
-            <w:r>
-              <w:t>sơ</w:t>
-            </w:r>
-            <w:proofErr w:type="spellEnd"/>
-            <w:r>
-              <w:t xml:space="preserve"> </w:t>
-            </w:r>
-            <w:proofErr w:type="spellStart"/>
-            <w:r>
-              <w:t>nghệ</w:t>
-            </w:r>
-            <w:proofErr w:type="spellEnd"/>
-            <w:r>
-              <w:t xml:space="preserve"> </w:t>
-            </w:r>
-            <w:proofErr w:type="spellStart"/>
-            <w:r>
-              <w:t>sĩ</w:t>
-            </w:r>
-            <w:proofErr w:type="spellEnd"/>
-            <w:r>
-              <w:t>.</w:t>
-            </w:r>
-          </w:p>
-          <w:p>
-            <w:pPr>
-              <w:pStyle w:val="ListParagraph"/>
-              <w:numPr>
-                <w:ilvl w:val="0"/>
-                <w:numId w:val="21"/>
-              </w:numPr>
-            </w:pPr>
-            <w:proofErr w:type="spellStart"/>
-            <w:r>
-              <w:t>Hệ</w:t>
-            </w:r>
-            <w:proofErr w:type="spellEnd"/>
-            <w:r>
-              <w:t xml:space="preserve"> </w:t>
-            </w:r>
-            <w:proofErr w:type="spellStart"/>
-            <w:r>
-              <w:t>thống</w:t>
-            </w:r>
-            <w:proofErr w:type="spellEnd"/>
-            <w:r>
-              <w:t xml:space="preserve"> </w:t>
-            </w:r>
-            <w:proofErr w:type="spellStart"/>
-            <w:r>
-              <w:t>hiển</w:t>
-            </w:r>
-            <w:proofErr w:type="spellEnd"/>
-            <w:r>
-              <w:t xml:space="preserve"> </w:t>
-            </w:r>
-            <w:proofErr w:type="spellStart"/>
-            <w:r>
-              <w:t>thị</w:t>
-            </w:r>
-            <w:proofErr w:type="spellEnd"/>
-            <w:r>
-              <w:t xml:space="preserve"> </w:t>
-            </w:r>
-            <w:proofErr w:type="spellStart"/>
-            <w:r>
-              <w:t>danh</w:t>
-            </w:r>
-            <w:proofErr w:type="spellEnd"/>
-            <w:r>
-              <w:t xml:space="preserve"> </w:t>
-            </w:r>
-            <w:proofErr w:type="spellStart"/>
-            <w:r>
-              <w:t>sách</w:t>
-            </w:r>
-            <w:proofErr w:type="spellEnd"/>
-            <w:r>
-              <w:t xml:space="preserve"> </w:t>
-            </w:r>
-            <w:proofErr w:type="spellStart"/>
-            <w:r>
-              <w:t>hồ</w:t>
-            </w:r>
-            <w:proofErr w:type="spellEnd"/>
-            <w:r>
-              <w:t xml:space="preserve"> </w:t>
-            </w:r>
-            <w:proofErr w:type="spellStart"/>
-            <w:r>
-              <w:t>sơ</w:t>
-            </w:r>
-            <w:proofErr w:type="spellEnd"/>
-            <w:r>
-              <w:t xml:space="preserve"> Pending </w:t>
-            </w:r>
-            <w:proofErr w:type="spellStart"/>
-            <w:r>
-              <w:t>hoặc</w:t>
-            </w:r>
-            <w:proofErr w:type="spellEnd"/>
-            <w:r>
-              <w:t xml:space="preserve"> </w:t>
-            </w:r>
-            <w:proofErr w:type="spellStart"/>
-            <w:r>
-              <w:t>toàn</w:t>
-            </w:r>
-            <w:proofErr w:type="spellEnd"/>
-            <w:r>
-              <w:t xml:space="preserve"> </w:t>
-            </w:r>
-            <w:proofErr w:type="spellStart"/>
-            <w:r>
-              <w:t>bộ</w:t>
-            </w:r>
-            <w:proofErr w:type="spellEnd"/>
-            <w:r>
-              <w:t xml:space="preserve"> </w:t>
-            </w:r>
-            <w:proofErr w:type="spellStart"/>
-            <w:r>
-              <w:t>hồ</w:t>
-            </w:r>
-            <w:proofErr w:type="spellEnd"/>
-            <w:r>
-              <w:t xml:space="preserve"> </w:t>
-            </w:r>
-            <w:proofErr w:type="spellStart"/>
-            <w:r>
-              <w:t>sơ</w:t>
-            </w:r>
-            <w:proofErr w:type="spellEnd"/>
-            <w:r>
-              <w:t>.</w:t>
-            </w:r>
-          </w:p>
-          <w:p>
-            <w:r>
-              <w:t xml:space="preserve">MF2 – </w:t>
+              <w:t>MF1</w:t>
+            </w:r>
+            <w:r>
+              <w:t xml:space="preserve"> – </w:t>
             </w:r>
             <w:proofErr w:type="spellStart"/>
             <w:r>
@@ -16768,7 +16619,10 @@
           </w:p>
           <w:p>
             <w:r>
-              <w:t xml:space="preserve">MF3 – </w:t>
+              <w:t>MF2</w:t>
+            </w:r>
+            <w:r>
+              <w:t xml:space="preserve"> – </w:t>
             </w:r>
             <w:proofErr w:type="spellStart"/>
             <w:r>
@@ -17108,7 +16962,10 @@
           </w:p>
           <w:p>
             <w:r>
-              <w:t xml:space="preserve">MF4 – </w:t>
+              <w:t>MF3</w:t>
+            </w:r>
+            <w:r>
+              <w:t xml:space="preserve"> – </w:t>
             </w:r>
             <w:proofErr w:type="spellStart"/>
             <w:r>
@@ -17429,7 +17286,10 @@
           </w:p>
           <w:p>
             <w:r>
-              <w:t xml:space="preserve">MF5 – </w:t>
+              <w:t>MF4</w:t>
+            </w:r>
+            <w:r>
+              <w:t xml:space="preserve"> – </w:t>
             </w:r>
             <w:proofErr w:type="spellStart"/>
             <w:r>
@@ -17469,7 +17329,16 @@
             </w:r>
             <w:proofErr w:type="spellEnd"/>
             <w:r>
-              <w:t xml:space="preserve"> Pending do user </w:t>
+              <w:t xml:space="preserve"> Pending do </w:t>
+            </w:r>
+            <w:r>
+              <w:t>listener</w:t>
+            </w:r>
+            <w:r>
+              <w:rPr>
+                <w:lang w:val="vi-VN"/>
+              </w:rPr>
+              <w:t xml:space="preserve"> </w:t>
             </w:r>
             <w:proofErr w:type="spellStart"/>
             <w:r>
@@ -17676,7 +17545,7 @@
             </w:r>
             <w:proofErr w:type="spellEnd"/>
             <w:r>
-              <w:t xml:space="preserve"> email </w:t>
+              <w:t xml:space="preserve"> </w:t>
             </w:r>
             <w:proofErr w:type="spellStart"/>
             <w:r>
@@ -18279,10 +18148,7 @@
         <w:pStyle w:val="Style1"/>
       </w:pPr>
       <w:r>
-        <w:t>Chi tiết q</w:t>
-      </w:r>
-      <w:r>
-        <w:t>uản lý bài hát toàn hệ thống</w:t>
+        <w:t>Chi tiết quản lý bài hát toàn hệ thống</w:t>
       </w:r>
     </w:p>
     <w:tbl>
@@ -18417,6 +18283,7 @@
               <w:rPr>
                 <w:lang w:val="vi-VN"/>
               </w:rPr>
+              <w:lastRenderedPageBreak/>
               <w:t>Mô tả</w:t>
             </w:r>
           </w:p>
@@ -18519,10 +18386,7 @@
             </w:r>
             <w:proofErr w:type="spellEnd"/>
             <w:r>
-              <w:t xml:space="preserve"> </w:t>
-            </w:r>
-            <w:r>
-              <w:t>them</w:t>
+              <w:t xml:space="preserve"> them</w:t>
             </w:r>
             <w:r>
               <w:rPr>
@@ -18824,7 +18688,31 @@
               <w:rPr>
                 <w:lang w:val="vi-VN"/>
               </w:rPr>
-              <w:t>Nghệ sĩ đã tồn tại</w:t>
+              <w:t xml:space="preserve">Nghệ sĩ đã tồn </w:t>
+            </w:r>
+            <w:r>
+              <w:rPr>
+                <w:lang w:val="vi-VN"/>
+              </w:rPr>
+              <w:t>tại.</w:t>
+            </w:r>
+          </w:p>
+          <w:p>
+            <w:pPr>
+              <w:pStyle w:val="ListParagraph"/>
+              <w:numPr>
+                <w:ilvl w:val="0"/>
+                <w:numId w:val="24"/>
+              </w:numPr>
+              <w:rPr>
+                <w:lang w:val="vi-VN"/>
+              </w:rPr>
+            </w:pPr>
+            <w:r>
+              <w:rPr>
+                <w:lang w:val="vi-VN"/>
+              </w:rPr>
+              <w:t>Bài hát đã được báo cáo vi phạm.</w:t>
             </w:r>
           </w:p>
         </w:tc>
@@ -18906,9 +18794,15 @@
             </w:r>
             <w:proofErr w:type="spellStart"/>
             <w:r>
-              <w:t>khoá</w:t>
-            </w:r>
-            <w:proofErr w:type="spellEnd"/>
+              <w:t>duyệt</w:t>
+            </w:r>
+            <w:proofErr w:type="spellEnd"/>
+            <w:r>
+              <w:rPr>
+                <w:lang w:val="vi-VN"/>
+              </w:rPr>
+              <w:t>, thêm, sửa</w:t>
+            </w:r>
             <w:r>
               <w:t xml:space="preserve">, </w:t>
             </w:r>
@@ -18983,6 +18877,12 @@
             <w:proofErr w:type="spellEnd"/>
             <w:r>
               <w:t>.</w:t>
+            </w:r>
+            <w:r>
+              <w:rPr>
+                <w:lang w:val="vi-VN"/>
+              </w:rPr>
+              <w:t xml:space="preserve"> </w:t>
             </w:r>
           </w:p>
         </w:tc>
@@ -19026,270 +18926,10 @@
           </w:tcPr>
           <w:p>
             <w:r>
-              <w:t xml:space="preserve">MF1 – </w:t>
-            </w:r>
-            <w:proofErr w:type="spellStart"/>
-            <w:r>
-              <w:t>Xem</w:t>
-            </w:r>
-            <w:proofErr w:type="spellEnd"/>
-            <w:r>
-              <w:t xml:space="preserve"> </w:t>
-            </w:r>
-            <w:proofErr w:type="spellStart"/>
-            <w:r>
-              <w:t>danh</w:t>
-            </w:r>
-            <w:proofErr w:type="spellEnd"/>
-            <w:r>
-              <w:t xml:space="preserve"> </w:t>
-            </w:r>
-            <w:proofErr w:type="spellStart"/>
-            <w:r>
-              <w:t>sách</w:t>
-            </w:r>
-            <w:proofErr w:type="spellEnd"/>
-            <w:r>
-              <w:t xml:space="preserve"> </w:t>
-            </w:r>
-            <w:proofErr w:type="spellStart"/>
-            <w:r>
-              <w:t>bài</w:t>
-            </w:r>
-            <w:proofErr w:type="spellEnd"/>
-            <w:r>
-              <w:t xml:space="preserve"> </w:t>
-            </w:r>
-            <w:proofErr w:type="spellStart"/>
-            <w:r>
-              <w:t>hát</w:t>
-            </w:r>
-            <w:proofErr w:type="spellEnd"/>
-          </w:p>
-          <w:p>
-            <w:pPr>
-              <w:pStyle w:val="ListParagraph"/>
-              <w:numPr>
-                <w:ilvl w:val="0"/>
-                <w:numId w:val="25"/>
-              </w:numPr>
-            </w:pPr>
-            <w:r>
-              <w:t xml:space="preserve">Admin </w:t>
-            </w:r>
-            <w:proofErr w:type="spellStart"/>
-            <w:r>
-              <w:t>mở</w:t>
-            </w:r>
-            <w:proofErr w:type="spellEnd"/>
-            <w:r>
-              <w:t xml:space="preserve"> </w:t>
-            </w:r>
-            <w:proofErr w:type="spellStart"/>
-            <w:r>
-              <w:t>trang</w:t>
-            </w:r>
-            <w:proofErr w:type="spellEnd"/>
-            <w:r>
-              <w:t xml:space="preserve"> </w:t>
-            </w:r>
-            <w:proofErr w:type="spellStart"/>
-            <w:r>
-              <w:t>danh</w:t>
-            </w:r>
-            <w:proofErr w:type="spellEnd"/>
-            <w:r>
-              <w:t xml:space="preserve"> </w:t>
-            </w:r>
-            <w:proofErr w:type="spellStart"/>
-            <w:r>
-              <w:t>sách</w:t>
-            </w:r>
-            <w:proofErr w:type="spellEnd"/>
-            <w:r>
-              <w:t xml:space="preserve"> </w:t>
-            </w:r>
-            <w:proofErr w:type="spellStart"/>
-            <w:r>
-              <w:t>tất</w:t>
-            </w:r>
-            <w:proofErr w:type="spellEnd"/>
-            <w:r>
-              <w:t xml:space="preserve"> </w:t>
-            </w:r>
-            <w:proofErr w:type="spellStart"/>
-            <w:r>
-              <w:t>cả</w:t>
-            </w:r>
-            <w:proofErr w:type="spellEnd"/>
-            <w:r>
-              <w:t xml:space="preserve"> </w:t>
-            </w:r>
-            <w:proofErr w:type="spellStart"/>
-            <w:r>
-              <w:t>bài</w:t>
-            </w:r>
-            <w:proofErr w:type="spellEnd"/>
-            <w:r>
-              <w:t xml:space="preserve"> </w:t>
-            </w:r>
-            <w:proofErr w:type="spellStart"/>
-            <w:r>
-              <w:t>hát</w:t>
-            </w:r>
-            <w:proofErr w:type="spellEnd"/>
-            <w:r>
-              <w:t>.</w:t>
-            </w:r>
-          </w:p>
-          <w:p>
-            <w:pPr>
-              <w:pStyle w:val="ListParagraph"/>
-              <w:numPr>
-                <w:ilvl w:val="0"/>
-                <w:numId w:val="25"/>
-              </w:numPr>
-            </w:pPr>
-            <w:proofErr w:type="spellStart"/>
-            <w:r>
-              <w:t>Hệ</w:t>
-            </w:r>
-            <w:proofErr w:type="spellEnd"/>
-            <w:r>
-              <w:t xml:space="preserve"> </w:t>
-            </w:r>
-            <w:proofErr w:type="spellStart"/>
-            <w:r>
-              <w:t>thống</w:t>
-            </w:r>
-            <w:proofErr w:type="spellEnd"/>
-            <w:r>
-              <w:t xml:space="preserve"> </w:t>
-            </w:r>
-            <w:proofErr w:type="spellStart"/>
-            <w:r>
-              <w:t>hiển</w:t>
-            </w:r>
-            <w:proofErr w:type="spellEnd"/>
-            <w:r>
-              <w:t xml:space="preserve"> </w:t>
-            </w:r>
-            <w:proofErr w:type="spellStart"/>
-            <w:r>
-              <w:t>thị</w:t>
-            </w:r>
-            <w:proofErr w:type="spellEnd"/>
-            <w:r>
-              <w:t xml:space="preserve"> </w:t>
-            </w:r>
-            <w:proofErr w:type="spellStart"/>
-            <w:r>
-              <w:t>danh</w:t>
-            </w:r>
-            <w:proofErr w:type="spellEnd"/>
-            <w:r>
-              <w:t xml:space="preserve"> </w:t>
-            </w:r>
-            <w:proofErr w:type="spellStart"/>
-            <w:r>
-              <w:t>sách</w:t>
-            </w:r>
-            <w:proofErr w:type="spellEnd"/>
-            <w:r>
-              <w:t xml:space="preserve"> </w:t>
-            </w:r>
-            <w:proofErr w:type="spellStart"/>
-            <w:r>
-              <w:t>bài</w:t>
-            </w:r>
-            <w:proofErr w:type="spellEnd"/>
-            <w:r>
-              <w:t xml:space="preserve"> </w:t>
-            </w:r>
-            <w:proofErr w:type="spellStart"/>
-            <w:r>
-              <w:t>hát</w:t>
-            </w:r>
-            <w:proofErr w:type="spellEnd"/>
-            <w:r>
-              <w:t xml:space="preserve">, </w:t>
-            </w:r>
-            <w:proofErr w:type="spellStart"/>
-            <w:r>
-              <w:t>có</w:t>
-            </w:r>
-            <w:proofErr w:type="spellEnd"/>
-            <w:r>
-              <w:t xml:space="preserve"> </w:t>
-            </w:r>
-            <w:proofErr w:type="spellStart"/>
-            <w:r>
-              <w:t>thể</w:t>
-            </w:r>
-            <w:proofErr w:type="spellEnd"/>
-            <w:r>
-              <w:t xml:space="preserve"> </w:t>
-            </w:r>
-            <w:proofErr w:type="spellStart"/>
-            <w:r>
-              <w:t>tìm</w:t>
-            </w:r>
-            <w:proofErr w:type="spellEnd"/>
-            <w:r>
-              <w:t xml:space="preserve"> </w:t>
-            </w:r>
-            <w:proofErr w:type="spellStart"/>
-            <w:r>
-              <w:t>kiếm</w:t>
-            </w:r>
-            <w:proofErr w:type="spellEnd"/>
-            <w:r>
-              <w:t xml:space="preserve"> </w:t>
-            </w:r>
-            <w:proofErr w:type="spellStart"/>
-            <w:r>
-              <w:t>hoặc</w:t>
-            </w:r>
-            <w:proofErr w:type="spellEnd"/>
-            <w:r>
-              <w:t xml:space="preserve"> </w:t>
-            </w:r>
-            <w:proofErr w:type="spellStart"/>
-            <w:r>
-              <w:t>lọc</w:t>
-            </w:r>
-            <w:proofErr w:type="spellEnd"/>
-            <w:r>
-              <w:t xml:space="preserve"> </w:t>
-            </w:r>
-            <w:proofErr w:type="spellStart"/>
-            <w:r>
-              <w:t>theo</w:t>
-            </w:r>
-            <w:proofErr w:type="spellEnd"/>
-            <w:r>
-              <w:t xml:space="preserve"> </w:t>
-            </w:r>
-            <w:proofErr w:type="spellStart"/>
-            <w:r>
-              <w:t>trạng</w:t>
-            </w:r>
-            <w:proofErr w:type="spellEnd"/>
-            <w:r>
-              <w:t xml:space="preserve"> </w:t>
-            </w:r>
-            <w:proofErr w:type="spellStart"/>
-            <w:r>
-              <w:t>thái</w:t>
-            </w:r>
-            <w:proofErr w:type="spellEnd"/>
-            <w:r>
-              <w:t>.</w:t>
-            </w:r>
-          </w:p>
-          <w:p>
-            <w:r>
-              <w:t xml:space="preserve">MF2 – </w:t>
+              <w:t>MF1</w:t>
+            </w:r>
+            <w:r>
+              <w:t xml:space="preserve"> – </w:t>
             </w:r>
             <w:proofErr w:type="spellStart"/>
             <w:r>
@@ -19322,7 +18962,6 @@
               </w:numPr>
             </w:pPr>
             <w:r>
-              <w:lastRenderedPageBreak/>
               <w:t xml:space="preserve">Admin </w:t>
             </w:r>
             <w:proofErr w:type="spellStart"/>
@@ -19622,7 +19261,10 @@
           </w:p>
           <w:p>
             <w:r>
-              <w:t xml:space="preserve">MF3 – </w:t>
+              <w:t>MF2</w:t>
+            </w:r>
+            <w:r>
+              <w:t xml:space="preserve"> – </w:t>
             </w:r>
             <w:proofErr w:type="spellStart"/>
             <w:r>
@@ -19938,7 +19580,10 @@
           </w:p>
           <w:p>
             <w:r>
-              <w:t xml:space="preserve">MF4 – </w:t>
+              <w:t>MF3</w:t>
+            </w:r>
+            <w:r>
+              <w:t xml:space="preserve"> – </w:t>
             </w:r>
             <w:proofErr w:type="spellStart"/>
             <w:r>
@@ -20219,7 +19864,10 @@
           </w:p>
           <w:p>
             <w:r>
-              <w:t xml:space="preserve">MF5 – </w:t>
+              <w:t>MF4</w:t>
+            </w:r>
+            <w:r>
+              <w:t xml:space="preserve"> – </w:t>
             </w:r>
             <w:proofErr w:type="spellStart"/>
             <w:r>
@@ -20513,33 +20161,283 @@
             </w:r>
             <w:proofErr w:type="spellStart"/>
             <w:r>
-              <w:t>kết</w:t>
-            </w:r>
-            <w:proofErr w:type="spellEnd"/>
-            <w:r>
-              <w:t xml:space="preserve"> </w:t>
-            </w:r>
-            <w:proofErr w:type="spellStart"/>
-            <w:r>
-              <w:t>quả</w:t>
-            </w:r>
-            <w:proofErr w:type="spellEnd"/>
-            <w:r>
-              <w:t xml:space="preserve"> </w:t>
-            </w:r>
-            <w:proofErr w:type="spellStart"/>
-            <w:r>
-              <w:t>thành</w:t>
-            </w:r>
-            <w:proofErr w:type="spellEnd"/>
-            <w:r>
-              <w:t xml:space="preserve"> </w:t>
-            </w:r>
-            <w:proofErr w:type="spellStart"/>
-            <w:r>
-              <w:t>công</w:t>
-            </w:r>
-            <w:proofErr w:type="spellEnd"/>
+              <w:t>đến</w:t>
+            </w:r>
+            <w:proofErr w:type="spellEnd"/>
+            <w:r>
+              <w:rPr>
+                <w:lang w:val="vi-VN"/>
+              </w:rPr>
+              <w:t xml:space="preserve"> nghệ sĩ</w:t>
+            </w:r>
+            <w:r>
+              <w:t>.</w:t>
+            </w:r>
+          </w:p>
+          <w:p>
+            <w:r>
+              <w:t>MF5</w:t>
+            </w:r>
+            <w:r>
+              <w:t xml:space="preserve"> – </w:t>
+            </w:r>
+            <w:proofErr w:type="spellStart"/>
+            <w:r>
+              <w:t>Duyệt</w:t>
+            </w:r>
+            <w:proofErr w:type="spellEnd"/>
+            <w:r>
+              <w:t>/</w:t>
+            </w:r>
+            <w:proofErr w:type="spellStart"/>
+            <w:r>
+              <w:t>Từ</w:t>
+            </w:r>
+            <w:proofErr w:type="spellEnd"/>
+            <w:r>
+              <w:t xml:space="preserve"> </w:t>
+            </w:r>
+            <w:proofErr w:type="spellStart"/>
+            <w:r>
+              <w:t>chối</w:t>
+            </w:r>
+            <w:proofErr w:type="spellEnd"/>
+            <w:r>
+              <w:t xml:space="preserve"> </w:t>
+            </w:r>
+            <w:proofErr w:type="spellStart"/>
+            <w:r>
+              <w:t>bài</w:t>
+            </w:r>
+            <w:proofErr w:type="spellEnd"/>
+            <w:r>
+              <w:rPr>
+                <w:lang w:val="vi-VN"/>
+              </w:rPr>
+              <w:t xml:space="preserve"> hát </w:t>
+            </w:r>
+            <w:r>
+              <w:t xml:space="preserve">Pending do </w:t>
+            </w:r>
+            <w:r>
+              <w:t>artist</w:t>
+            </w:r>
+            <w:r>
+              <w:rPr>
+                <w:lang w:val="vi-VN"/>
+              </w:rPr>
+              <w:t xml:space="preserve"> </w:t>
+            </w:r>
+            <w:proofErr w:type="spellStart"/>
+            <w:r>
+              <w:t>gửi</w:t>
+            </w:r>
+            <w:proofErr w:type="spellEnd"/>
+          </w:p>
+          <w:p>
+            <w:pPr>
+              <w:pStyle w:val="ListParagraph"/>
+              <w:numPr>
+                <w:ilvl w:val="0"/>
+                <w:numId w:val="64"/>
+              </w:numPr>
+              <w:spacing w:after="160"/>
+            </w:pPr>
+            <w:r>
+              <w:t xml:space="preserve">Admin </w:t>
+            </w:r>
+            <w:proofErr w:type="spellStart"/>
+            <w:r>
+              <w:t>chọn</w:t>
+            </w:r>
+            <w:proofErr w:type="spellEnd"/>
+            <w:r>
+              <w:t xml:space="preserve"> </w:t>
+            </w:r>
+            <w:proofErr w:type="spellStart"/>
+            <w:r>
+              <w:t>bài</w:t>
+            </w:r>
+            <w:proofErr w:type="spellEnd"/>
+            <w:r>
+              <w:rPr>
+                <w:lang w:val="vi-VN"/>
+              </w:rPr>
+              <w:t xml:space="preserve"> hát </w:t>
+            </w:r>
+            <w:r>
+              <w:t>Pending.</w:t>
+            </w:r>
+          </w:p>
+          <w:p>
+            <w:pPr>
+              <w:pStyle w:val="ListParagraph"/>
+              <w:numPr>
+                <w:ilvl w:val="0"/>
+                <w:numId w:val="64"/>
+              </w:numPr>
+              <w:spacing w:after="160"/>
+            </w:pPr>
+            <w:r>
+              <w:t xml:space="preserve">Admin </w:t>
+            </w:r>
+            <w:proofErr w:type="spellStart"/>
+            <w:r>
+              <w:t>duyệt</w:t>
+            </w:r>
+            <w:proofErr w:type="spellEnd"/>
+            <w:r>
+              <w:t xml:space="preserve"> </w:t>
+            </w:r>
+            <w:proofErr w:type="spellStart"/>
+            <w:r>
+              <w:t>hoặc</w:t>
+            </w:r>
+            <w:proofErr w:type="spellEnd"/>
+            <w:r>
+              <w:t xml:space="preserve"> </w:t>
+            </w:r>
+            <w:proofErr w:type="spellStart"/>
+            <w:r>
+              <w:t>từ</w:t>
+            </w:r>
+            <w:proofErr w:type="spellEnd"/>
+            <w:r>
+              <w:t xml:space="preserve"> </w:t>
+            </w:r>
+            <w:proofErr w:type="spellStart"/>
+            <w:r>
+              <w:t>chối</w:t>
+            </w:r>
+            <w:proofErr w:type="spellEnd"/>
+            <w:r>
+              <w:t>.</w:t>
+            </w:r>
+          </w:p>
+          <w:p>
+            <w:pPr>
+              <w:pStyle w:val="ListParagraph"/>
+              <w:numPr>
+                <w:ilvl w:val="0"/>
+                <w:numId w:val="64"/>
+              </w:numPr>
+              <w:spacing w:after="160"/>
+            </w:pPr>
+            <w:proofErr w:type="spellStart"/>
+            <w:r>
+              <w:t>Hệ</w:t>
+            </w:r>
+            <w:proofErr w:type="spellEnd"/>
+            <w:r>
+              <w:t xml:space="preserve"> </w:t>
+            </w:r>
+            <w:proofErr w:type="spellStart"/>
+            <w:r>
+              <w:t>thống</w:t>
+            </w:r>
+            <w:proofErr w:type="spellEnd"/>
+            <w:r>
+              <w:t xml:space="preserve"> </w:t>
+            </w:r>
+            <w:proofErr w:type="spellStart"/>
+            <w:r>
+              <w:t>cập</w:t>
+            </w:r>
+            <w:proofErr w:type="spellEnd"/>
+            <w:r>
+              <w:t xml:space="preserve"> </w:t>
+            </w:r>
+            <w:proofErr w:type="spellStart"/>
+            <w:r>
+              <w:t>nhật</w:t>
+            </w:r>
+            <w:proofErr w:type="spellEnd"/>
+            <w:r>
+              <w:t xml:space="preserve"> </w:t>
+            </w:r>
+            <w:proofErr w:type="spellStart"/>
+            <w:r>
+              <w:t>trạng</w:t>
+            </w:r>
+            <w:proofErr w:type="spellEnd"/>
+            <w:r>
+              <w:t xml:space="preserve"> </w:t>
+            </w:r>
+            <w:proofErr w:type="spellStart"/>
+            <w:r>
+              <w:t>thái</w:t>
+            </w:r>
+            <w:proofErr w:type="spellEnd"/>
+            <w:r>
+              <w:t xml:space="preserve"> </w:t>
+            </w:r>
+            <w:proofErr w:type="spellStart"/>
+            <w:r>
+              <w:t>bài</w:t>
+            </w:r>
+            <w:proofErr w:type="spellEnd"/>
+            <w:r>
+              <w:rPr>
+                <w:lang w:val="vi-VN"/>
+              </w:rPr>
+              <w:t xml:space="preserve"> hát</w:t>
+            </w:r>
+            <w:r>
+              <w:t xml:space="preserve"> (Approved / Rejected).</w:t>
+            </w:r>
+          </w:p>
+          <w:p>
+            <w:pPr>
+              <w:pStyle w:val="ListParagraph"/>
+              <w:numPr>
+                <w:ilvl w:val="0"/>
+                <w:numId w:val="64"/>
+              </w:numPr>
+              <w:spacing w:after="160"/>
+            </w:pPr>
+            <w:proofErr w:type="spellStart"/>
+            <w:r>
+              <w:t>Hệ</w:t>
+            </w:r>
+            <w:proofErr w:type="spellEnd"/>
+            <w:r>
+              <w:t xml:space="preserve"> </w:t>
+            </w:r>
+            <w:proofErr w:type="spellStart"/>
+            <w:r>
+              <w:t>thống</w:t>
+            </w:r>
+            <w:proofErr w:type="spellEnd"/>
+            <w:r>
+              <w:t xml:space="preserve"> </w:t>
+            </w:r>
+            <w:proofErr w:type="spellStart"/>
+            <w:r>
+              <w:t>gửi</w:t>
+            </w:r>
+            <w:proofErr w:type="spellEnd"/>
+            <w:r>
+              <w:t xml:space="preserve"> </w:t>
+            </w:r>
+            <w:proofErr w:type="spellStart"/>
+            <w:r>
+              <w:t>thông</w:t>
+            </w:r>
+            <w:proofErr w:type="spellEnd"/>
+            <w:r>
+              <w:t xml:space="preserve"> </w:t>
+            </w:r>
+            <w:proofErr w:type="spellStart"/>
+            <w:r>
+              <w:t>báo</w:t>
+            </w:r>
+            <w:proofErr w:type="spellEnd"/>
+            <w:r>
+              <w:rPr>
+                <w:lang w:val="vi-VN"/>
+              </w:rPr>
+              <w:t xml:space="preserve"> cho artist</w:t>
+            </w:r>
             <w:r>
               <w:t>.</w:t>
             </w:r>
@@ -20568,7 +20466,6 @@
               <w:rPr>
                 <w:lang w:val="vi-VN"/>
               </w:rPr>
-              <w:lastRenderedPageBreak/>
               <w:t>Ngoại lệ</w:t>
             </w:r>
           </w:p>
@@ -20718,7 +20615,19 @@
               <w:rPr>
                 <w:lang w:val="vi-VN"/>
               </w:rPr>
-              <w:t>Quay lại bước 2.</w:t>
+              <w:t xml:space="preserve">Quay lại bước </w:t>
+            </w:r>
+            <w:r>
+              <w:rPr>
+                <w:lang w:val="vi-VN"/>
+              </w:rPr>
+              <w:t>chọn bài hát</w:t>
+            </w:r>
+            <w:r>
+              <w:rPr>
+                <w:lang w:val="vi-VN"/>
+              </w:rPr>
+              <w:t>.</w:t>
             </w:r>
           </w:p>
           <w:p>
@@ -20941,10 +20850,7 @@
             </w:r>
             <w:proofErr w:type="spellEnd"/>
             <w:r>
-              <w:t xml:space="preserve"> </w:t>
-            </w:r>
-            <w:r>
-              <w:t>CSDL</w:t>
+              <w:t xml:space="preserve"> CSDL</w:t>
             </w:r>
             <w:r>
               <w:rPr>
@@ -21067,19 +20973,13 @@
         <w:pStyle w:val="Style1"/>
       </w:pPr>
       <w:r>
-        <w:t>Chi tiết q</w:t>
-      </w:r>
-      <w:r>
-        <w:t xml:space="preserve">uản lý </w:t>
+        <w:t xml:space="preserve">Chi tiết quản lý </w:t>
       </w:r>
       <w:r>
         <w:t>a</w:t>
       </w:r>
       <w:r>
-        <w:t>lbum</w:t>
-      </w:r>
-      <w:r>
-        <w:t xml:space="preserve"> toàn hệ thống</w:t>
+        <w:t>lbum toàn hệ thống</w:t>
       </w:r>
     </w:p>
     <w:p>
@@ -21216,6 +21116,7 @@
               <w:rPr>
                 <w:lang w:val="vi-VN"/>
               </w:rPr>
+              <w:lastRenderedPageBreak/>
               <w:t>Mô tả</w:t>
             </w:r>
           </w:p>
@@ -21310,10 +21211,7 @@
             </w:r>
             <w:proofErr w:type="spellEnd"/>
             <w:r>
-              <w:t xml:space="preserve"> tin </w:t>
-            </w:r>
-            <w:r>
-              <w:t>album</w:t>
+              <w:t xml:space="preserve"> tin album</w:t>
             </w:r>
             <w:r>
               <w:rPr>
@@ -21535,19 +21433,14 @@
             </w:r>
             <w:proofErr w:type="spellStart"/>
             <w:r>
-              <w:t>đã</w:t>
-            </w:r>
-            <w:proofErr w:type="spellEnd"/>
-            <w:r>
-              <w:t xml:space="preserve"> </w:t>
-            </w:r>
-            <w:proofErr w:type="spellStart"/>
-            <w:r>
-              <w:t>được</w:t>
-            </w:r>
-            <w:proofErr w:type="spellEnd"/>
-            <w:r>
-              <w:t xml:space="preserve"> </w:t>
+              <w:t>thêm</w:t>
+            </w:r>
+            <w:proofErr w:type="spellEnd"/>
+            <w:r>
+              <w:rPr>
+                <w:lang w:val="vi-VN"/>
+              </w:rPr>
+              <w:t xml:space="preserve">, xóa, sửa đã được </w:t>
             </w:r>
             <w:proofErr w:type="spellStart"/>
             <w:r>
@@ -21607,225 +21500,10 @@
           </w:tcPr>
           <w:p>
             <w:r>
-              <w:t xml:space="preserve">MF1 – </w:t>
-            </w:r>
-            <w:proofErr w:type="spellStart"/>
-            <w:r>
-              <w:t>Xem</w:t>
-            </w:r>
-            <w:proofErr w:type="spellEnd"/>
-            <w:r>
-              <w:t xml:space="preserve"> </w:t>
-            </w:r>
-            <w:proofErr w:type="spellStart"/>
-            <w:r>
-              <w:t>danh</w:t>
-            </w:r>
-            <w:proofErr w:type="spellEnd"/>
-            <w:r>
-              <w:t xml:space="preserve"> </w:t>
-            </w:r>
-            <w:proofErr w:type="spellStart"/>
-            <w:r>
-              <w:t>sách</w:t>
-            </w:r>
-            <w:proofErr w:type="spellEnd"/>
-            <w:r>
-              <w:t xml:space="preserve"> album</w:t>
-            </w:r>
-          </w:p>
-          <w:p>
-            <w:pPr>
-              <w:pStyle w:val="ListParagraph"/>
-              <w:numPr>
-                <w:ilvl w:val="0"/>
-                <w:numId w:val="26"/>
-              </w:numPr>
-            </w:pPr>
-            <w:r>
-              <w:t xml:space="preserve">Admin </w:t>
-            </w:r>
-            <w:proofErr w:type="spellStart"/>
-            <w:r>
-              <w:t>mở</w:t>
-            </w:r>
-            <w:proofErr w:type="spellEnd"/>
-            <w:r>
-              <w:t xml:space="preserve"> </w:t>
-            </w:r>
-            <w:proofErr w:type="spellStart"/>
-            <w:r>
-              <w:t>trang</w:t>
-            </w:r>
-            <w:proofErr w:type="spellEnd"/>
-            <w:r>
-              <w:t xml:space="preserve"> </w:t>
-            </w:r>
-            <w:proofErr w:type="spellStart"/>
-            <w:r>
-              <w:t>danh</w:t>
-            </w:r>
-            <w:proofErr w:type="spellEnd"/>
-            <w:r>
-              <w:t xml:space="preserve"> </w:t>
-            </w:r>
-            <w:proofErr w:type="spellStart"/>
-            <w:r>
-              <w:t>sách</w:t>
-            </w:r>
-            <w:proofErr w:type="spellEnd"/>
-            <w:r>
-              <w:t xml:space="preserve"> </w:t>
-            </w:r>
-            <w:proofErr w:type="spellStart"/>
-            <w:r>
-              <w:t>tất</w:t>
-            </w:r>
-            <w:proofErr w:type="spellEnd"/>
-            <w:r>
-              <w:t xml:space="preserve"> </w:t>
-            </w:r>
-            <w:proofErr w:type="spellStart"/>
-            <w:r>
-              <w:t>cả</w:t>
-            </w:r>
-            <w:proofErr w:type="spellEnd"/>
-            <w:r>
-              <w:t xml:space="preserve"> album.</w:t>
-            </w:r>
-          </w:p>
-          <w:p>
-            <w:pPr>
-              <w:pStyle w:val="ListParagraph"/>
-              <w:numPr>
-                <w:ilvl w:val="0"/>
-                <w:numId w:val="26"/>
-              </w:numPr>
-            </w:pPr>
-            <w:proofErr w:type="spellStart"/>
-            <w:r>
-              <w:t>Hệ</w:t>
-            </w:r>
-            <w:proofErr w:type="spellEnd"/>
-            <w:r>
-              <w:t xml:space="preserve"> </w:t>
-            </w:r>
-            <w:proofErr w:type="spellStart"/>
-            <w:r>
-              <w:t>thống</w:t>
-            </w:r>
-            <w:proofErr w:type="spellEnd"/>
-            <w:r>
-              <w:t xml:space="preserve"> </w:t>
-            </w:r>
-            <w:proofErr w:type="spellStart"/>
-            <w:r>
-              <w:t>hiển</w:t>
-            </w:r>
-            <w:proofErr w:type="spellEnd"/>
-            <w:r>
-              <w:t xml:space="preserve"> </w:t>
-            </w:r>
-            <w:proofErr w:type="spellStart"/>
-            <w:r>
-              <w:t>thị</w:t>
-            </w:r>
-            <w:proofErr w:type="spellEnd"/>
-            <w:r>
-              <w:t xml:space="preserve"> </w:t>
-            </w:r>
-            <w:proofErr w:type="spellStart"/>
-            <w:r>
-              <w:t>danh</w:t>
-            </w:r>
-            <w:proofErr w:type="spellEnd"/>
-            <w:r>
-              <w:t xml:space="preserve"> </w:t>
-            </w:r>
-            <w:proofErr w:type="spellStart"/>
-            <w:r>
-              <w:t>sách</w:t>
-            </w:r>
-            <w:proofErr w:type="spellEnd"/>
-            <w:r>
-              <w:t xml:space="preserve"> album, </w:t>
-            </w:r>
-            <w:proofErr w:type="spellStart"/>
-            <w:r>
-              <w:t>có</w:t>
-            </w:r>
-            <w:proofErr w:type="spellEnd"/>
-            <w:r>
-              <w:t xml:space="preserve"> </w:t>
-            </w:r>
-            <w:proofErr w:type="spellStart"/>
-            <w:r>
-              <w:t>thể</w:t>
-            </w:r>
-            <w:proofErr w:type="spellEnd"/>
-            <w:r>
-              <w:t xml:space="preserve"> </w:t>
-            </w:r>
-            <w:proofErr w:type="spellStart"/>
-            <w:r>
-              <w:t>tìm</w:t>
-            </w:r>
-            <w:proofErr w:type="spellEnd"/>
-            <w:r>
-              <w:t xml:space="preserve"> </w:t>
-            </w:r>
-            <w:proofErr w:type="spellStart"/>
-            <w:r>
-              <w:t>kiếm</w:t>
-            </w:r>
-            <w:proofErr w:type="spellEnd"/>
-            <w:r>
-              <w:t xml:space="preserve"> </w:t>
-            </w:r>
-            <w:proofErr w:type="spellStart"/>
-            <w:r>
-              <w:t>hoặc</w:t>
-            </w:r>
-            <w:proofErr w:type="spellEnd"/>
-            <w:r>
-              <w:t xml:space="preserve"> </w:t>
-            </w:r>
-            <w:proofErr w:type="spellStart"/>
-            <w:r>
-              <w:t>lọc</w:t>
-            </w:r>
-            <w:proofErr w:type="spellEnd"/>
-            <w:r>
-              <w:t xml:space="preserve"> </w:t>
-            </w:r>
-            <w:proofErr w:type="spellStart"/>
-            <w:r>
-              <w:t>theo</w:t>
-            </w:r>
-            <w:proofErr w:type="spellEnd"/>
-            <w:r>
-              <w:t xml:space="preserve"> </w:t>
-            </w:r>
-            <w:proofErr w:type="spellStart"/>
-            <w:r>
-              <w:t>trạng</w:t>
-            </w:r>
-            <w:proofErr w:type="spellEnd"/>
-            <w:r>
-              <w:t xml:space="preserve"> </w:t>
-            </w:r>
-            <w:proofErr w:type="spellStart"/>
-            <w:r>
-              <w:t>thái</w:t>
-            </w:r>
-            <w:proofErr w:type="spellEnd"/>
-            <w:r>
-              <w:t>.</w:t>
-            </w:r>
-          </w:p>
-          <w:p>
-            <w:r>
-              <w:t xml:space="preserve">MF2 – </w:t>
+              <w:t>MF1</w:t>
+            </w:r>
+            <w:r>
+              <w:t xml:space="preserve"> – </w:t>
             </w:r>
             <w:proofErr w:type="spellStart"/>
             <w:r>
@@ -22032,7 +21710,10 @@
           </w:p>
           <w:p>
             <w:r>
-              <w:t xml:space="preserve">MF3 – </w:t>
+              <w:t>MF2</w:t>
+            </w:r>
+            <w:r>
+              <w:t xml:space="preserve"> – </w:t>
             </w:r>
             <w:proofErr w:type="spellStart"/>
             <w:r>
@@ -22088,7 +21769,6 @@
               </w:numPr>
             </w:pPr>
             <w:r>
-              <w:lastRenderedPageBreak/>
               <w:t xml:space="preserve">Admin </w:t>
             </w:r>
             <w:proofErr w:type="spellStart"/>
@@ -22240,7 +21920,10 @@
           </w:p>
           <w:p>
             <w:r>
-              <w:t xml:space="preserve">MF4 – </w:t>
+              <w:t>MF3</w:t>
+            </w:r>
+            <w:r>
+              <w:t xml:space="preserve"> – </w:t>
             </w:r>
             <w:proofErr w:type="spellStart"/>
             <w:r>
@@ -22482,7 +22165,6 @@
               <w:rPr>
                 <w:lang w:val="vi-VN"/>
               </w:rPr>
-              <w:lastRenderedPageBreak/>
               <w:t>Ngoại lệ</w:t>
             </w:r>
           </w:p>
@@ -22534,6 +22216,12 @@
               <w:t>tại</w:t>
             </w:r>
             <w:proofErr w:type="spellEnd"/>
+            <w:r>
+              <w:rPr>
+                <w:lang w:val="vi-VN"/>
+              </w:rPr>
+              <w:t>(MF3, MF4)</w:t>
+            </w:r>
             <w:r>
               <w:rPr>
                 <w:lang w:val="vi-VN"/>
@@ -24388,6 +24076,7 @@
             </w:pPr>
             <w:proofErr w:type="spellStart"/>
             <w:r>
+              <w:lastRenderedPageBreak/>
               <w:t>Hệ</w:t>
             </w:r>
             <w:proofErr w:type="spellEnd"/>
@@ -24491,6 +24180,7 @@
               <w:rPr>
                 <w:lang w:val="vi-VN"/>
               </w:rPr>
+              <w:lastRenderedPageBreak/>
               <w:t>Ngoại lệ</w:t>
             </w:r>
           </w:p>
@@ -27217,13 +26907,7 @@
               <w:rPr>
                 <w:lang w:val="vi-VN"/>
               </w:rPr>
-              <w:t>Hiển thị “Email đã tồn tại”</w:t>
-            </w:r>
-            <w:r>
-              <w:rPr>
-                <w:lang w:val="vi-VN"/>
-              </w:rPr>
-              <w:t>.</w:t>
+              <w:t>Hiển thị “Email đã tồn tại”.</w:t>
             </w:r>
           </w:p>
           <w:p>
@@ -27302,13 +26986,7 @@
               <w:rPr>
                 <w:lang w:val="vi-VN"/>
               </w:rPr>
-              <w:t xml:space="preserve">Hệ thống báo lỗi: </w:t>
-            </w:r>
-            <w:r>
-              <w:rPr>
-                <w:lang w:val="vi-VN"/>
-              </w:rPr>
-              <w:t xml:space="preserve">“Người dùng không tồn tại” </w:t>
+              <w:t xml:space="preserve">Hệ thống báo lỗi: “Người dùng không tồn tại” </w:t>
             </w:r>
           </w:p>
           <w:p>
@@ -27326,19 +27004,8 @@
               <w:rPr>
                 <w:lang w:val="vi-VN"/>
               </w:rPr>
-              <w:t xml:space="preserve">Quay lại </w:t>
-            </w:r>
-            <w:r>
-              <w:rPr>
-                <w:lang w:val="vi-VN"/>
-              </w:rPr>
-              <w:t>chọn người dùng</w:t>
-            </w:r>
-            <w:r>
-              <w:rPr>
-                <w:lang w:val="vi-VN"/>
-              </w:rPr>
-              <w:t>.</w:t>
+              <w:lastRenderedPageBreak/>
+              <w:t>Quay lại chọn người dùng.</w:t>
             </w:r>
           </w:p>
           <w:p>
@@ -31489,6 +31156,119 @@
     </w:lvl>
   </w:abstractNum>
   <w:abstractNum w:abstractNumId="40" w15:restartNumberingAfterBreak="0">
+    <w:nsid w:val="513353A1"/>
+    <w:multiLevelType w:val="hybridMultilevel"/>
+    <w:tmpl w:val="10AAAE0E"/>
+    <w:lvl w:ilvl="0" w:tplc="04090001">
+      <w:start w:val="1"/>
+      <w:numFmt w:val="bullet"/>
+      <w:lvlText w:val=""/>
+      <w:lvlJc w:val="left"/>
+      <w:pPr>
+        <w:ind w:left="720" w:hanging="360"/>
+      </w:pPr>
+      <w:rPr>
+        <w:rFonts w:ascii="Symbol" w:hAnsi="Symbol" w:hint="default"/>
+      </w:rPr>
+    </w:lvl>
+    <w:lvl w:ilvl="1" w:tplc="04090003" w:tentative="1">
+      <w:start w:val="1"/>
+      <w:numFmt w:val="bullet"/>
+      <w:lvlText w:val="o"/>
+      <w:lvlJc w:val="left"/>
+      <w:pPr>
+        <w:ind w:left="1440" w:hanging="360"/>
+      </w:pPr>
+      <w:rPr>
+        <w:rFonts w:ascii="Courier New" w:hAnsi="Courier New" w:cs="Courier New" w:hint="default"/>
+      </w:rPr>
+    </w:lvl>
+    <w:lvl w:ilvl="2" w:tplc="04090005" w:tentative="1">
+      <w:start w:val="1"/>
+      <w:numFmt w:val="bullet"/>
+      <w:lvlText w:val=""/>
+      <w:lvlJc w:val="left"/>
+      <w:pPr>
+        <w:ind w:left="2160" w:hanging="360"/>
+      </w:pPr>
+      <w:rPr>
+        <w:rFonts w:ascii="Wingdings" w:hAnsi="Wingdings" w:hint="default"/>
+      </w:rPr>
+    </w:lvl>
+    <w:lvl w:ilvl="3" w:tplc="04090001" w:tentative="1">
+      <w:start w:val="1"/>
+      <w:numFmt w:val="bullet"/>
+      <w:lvlText w:val=""/>
+      <w:lvlJc w:val="left"/>
+      <w:pPr>
+        <w:ind w:left="2880" w:hanging="360"/>
+      </w:pPr>
+      <w:rPr>
+        <w:rFonts w:ascii="Symbol" w:hAnsi="Symbol" w:hint="default"/>
+      </w:rPr>
+    </w:lvl>
+    <w:lvl w:ilvl="4" w:tplc="04090003" w:tentative="1">
+      <w:start w:val="1"/>
+      <w:numFmt w:val="bullet"/>
+      <w:lvlText w:val="o"/>
+      <w:lvlJc w:val="left"/>
+      <w:pPr>
+        <w:ind w:left="3600" w:hanging="360"/>
+      </w:pPr>
+      <w:rPr>
+        <w:rFonts w:ascii="Courier New" w:hAnsi="Courier New" w:cs="Courier New" w:hint="default"/>
+      </w:rPr>
+    </w:lvl>
+    <w:lvl w:ilvl="5" w:tplc="04090005" w:tentative="1">
+      <w:start w:val="1"/>
+      <w:numFmt w:val="bullet"/>
+      <w:lvlText w:val=""/>
+      <w:lvlJc w:val="left"/>
+      <w:pPr>
+        <w:ind w:left="4320" w:hanging="360"/>
+      </w:pPr>
+      <w:rPr>
+        <w:rFonts w:ascii="Wingdings" w:hAnsi="Wingdings" w:hint="default"/>
+      </w:rPr>
+    </w:lvl>
+    <w:lvl w:ilvl="6" w:tplc="04090001" w:tentative="1">
+      <w:start w:val="1"/>
+      <w:numFmt w:val="bullet"/>
+      <w:lvlText w:val=""/>
+      <w:lvlJc w:val="left"/>
+      <w:pPr>
+        <w:ind w:left="5040" w:hanging="360"/>
+      </w:pPr>
+      <w:rPr>
+        <w:rFonts w:ascii="Symbol" w:hAnsi="Symbol" w:hint="default"/>
+      </w:rPr>
+    </w:lvl>
+    <w:lvl w:ilvl="7" w:tplc="04090003" w:tentative="1">
+      <w:start w:val="1"/>
+      <w:numFmt w:val="bullet"/>
+      <w:lvlText w:val="o"/>
+      <w:lvlJc w:val="left"/>
+      <w:pPr>
+        <w:ind w:left="5760" w:hanging="360"/>
+      </w:pPr>
+      <w:rPr>
+        <w:rFonts w:ascii="Courier New" w:hAnsi="Courier New" w:cs="Courier New" w:hint="default"/>
+      </w:rPr>
+    </w:lvl>
+    <w:lvl w:ilvl="8" w:tplc="04090005" w:tentative="1">
+      <w:start w:val="1"/>
+      <w:numFmt w:val="bullet"/>
+      <w:lvlText w:val=""/>
+      <w:lvlJc w:val="left"/>
+      <w:pPr>
+        <w:ind w:left="6480" w:hanging="360"/>
+      </w:pPr>
+      <w:rPr>
+        <w:rFonts w:ascii="Wingdings" w:hAnsi="Wingdings" w:hint="default"/>
+      </w:rPr>
+    </w:lvl>
+  </w:abstractNum>
+  <w:abstractNum w:abstractNumId="41" w15:restartNumberingAfterBreak="0">
     <w:nsid w:val="51EE6D2F"/>
     <w:multiLevelType w:val="multilevel"/>
     <w:tmpl w:val="C0C4CB96"/>
@@ -31574,7 +31354,7 @@
       </w:pPr>
     </w:lvl>
   </w:abstractNum>
-  <w:abstractNum w:abstractNumId="41" w15:restartNumberingAfterBreak="0">
+  <w:abstractNum w:abstractNumId="42" w15:restartNumberingAfterBreak="0">
     <w:nsid w:val="57BE4B3D"/>
     <w:multiLevelType w:val="multilevel"/>
     <w:tmpl w:val="568481DA"/>
@@ -31660,7 +31440,93 @@
       </w:pPr>
     </w:lvl>
   </w:abstractNum>
-  <w:abstractNum w:abstractNumId="42" w15:restartNumberingAfterBreak="0">
+  <w:abstractNum w:abstractNumId="43" w15:restartNumberingAfterBreak="0">
+    <w:nsid w:val="584B7EDF"/>
+    <w:multiLevelType w:val="multilevel"/>
+    <w:tmpl w:val="0B344B52"/>
+    <w:lvl w:ilvl="0">
+      <w:start w:val="1"/>
+      <w:numFmt w:val="decimal"/>
+      <w:lvlText w:val="%1."/>
+      <w:lvlJc w:val="left"/>
+      <w:pPr>
+        <w:ind w:left="360" w:hanging="360"/>
+      </w:pPr>
+    </w:lvl>
+    <w:lvl w:ilvl="1">
+      <w:start w:val="1"/>
+      <w:numFmt w:val="decimal"/>
+      <w:lvlText w:val="%1.%2."/>
+      <w:lvlJc w:val="left"/>
+      <w:pPr>
+        <w:ind w:left="792" w:hanging="432"/>
+      </w:pPr>
+    </w:lvl>
+    <w:lvl w:ilvl="2">
+      <w:start w:val="1"/>
+      <w:numFmt w:val="decimal"/>
+      <w:lvlText w:val="%1.%2.%3."/>
+      <w:lvlJc w:val="left"/>
+      <w:pPr>
+        <w:ind w:left="1224" w:hanging="504"/>
+      </w:pPr>
+    </w:lvl>
+    <w:lvl w:ilvl="3">
+      <w:start w:val="1"/>
+      <w:numFmt w:val="decimal"/>
+      <w:lvlText w:val="%1.%2.%3.%4."/>
+      <w:lvlJc w:val="left"/>
+      <w:pPr>
+        <w:ind w:left="1728" w:hanging="648"/>
+      </w:pPr>
+    </w:lvl>
+    <w:lvl w:ilvl="4">
+      <w:start w:val="1"/>
+      <w:numFmt w:val="decimal"/>
+      <w:lvlText w:val="%1.%2.%3.%4.%5."/>
+      <w:lvlJc w:val="left"/>
+      <w:pPr>
+        <w:ind w:left="2232" w:hanging="792"/>
+      </w:pPr>
+    </w:lvl>
+    <w:lvl w:ilvl="5">
+      <w:start w:val="1"/>
+      <w:numFmt w:val="decimal"/>
+      <w:lvlText w:val="%1.%2.%3.%4.%5.%6."/>
+      <w:lvlJc w:val="left"/>
+      <w:pPr>
+        <w:ind w:left="2736" w:hanging="936"/>
+      </w:pPr>
+    </w:lvl>
+    <w:lvl w:ilvl="6">
+      <w:start w:val="1"/>
+      <w:numFmt w:val="decimal"/>
+      <w:lvlText w:val="%1.%2.%3.%4.%5.%6.%7."/>
+      <w:lvlJc w:val="left"/>
+      <w:pPr>
+        <w:ind w:left="3240" w:hanging="1080"/>
+      </w:pPr>
+    </w:lvl>
+    <w:lvl w:ilvl="7">
+      <w:start w:val="1"/>
+      <w:numFmt w:val="decimal"/>
+      <w:lvlText w:val="%1.%2.%3.%4.%5.%6.%7.%8."/>
+      <w:lvlJc w:val="left"/>
+      <w:pPr>
+        <w:ind w:left="3744" w:hanging="1224"/>
+      </w:pPr>
+    </w:lvl>
+    <w:lvl w:ilvl="8">
+      <w:start w:val="1"/>
+      <w:numFmt w:val="decimal"/>
+      <w:lvlText w:val="%1.%2.%3.%4.%5.%6.%7.%8.%9."/>
+      <w:lvlJc w:val="left"/>
+      <w:pPr>
+        <w:ind w:left="4320" w:hanging="1440"/>
+      </w:pPr>
+    </w:lvl>
+  </w:abstractNum>
+  <w:abstractNum w:abstractNumId="44" w15:restartNumberingAfterBreak="0">
     <w:nsid w:val="5BEF2AD5"/>
     <w:multiLevelType w:val="hybridMultilevel"/>
     <w:tmpl w:val="B028A078"/>
@@ -31773,7 +31639,7 @@
       </w:rPr>
     </w:lvl>
   </w:abstractNum>
-  <w:abstractNum w:abstractNumId="43" w15:restartNumberingAfterBreak="0">
+  <w:abstractNum w:abstractNumId="45" w15:restartNumberingAfterBreak="0">
     <w:nsid w:val="5C364A85"/>
     <w:multiLevelType w:val="multilevel"/>
     <w:tmpl w:val="0E1CC896"/>
@@ -31859,7 +31725,7 @@
       </w:pPr>
     </w:lvl>
   </w:abstractNum>
-  <w:abstractNum w:abstractNumId="44" w15:restartNumberingAfterBreak="0">
+  <w:abstractNum w:abstractNumId="46" w15:restartNumberingAfterBreak="0">
     <w:nsid w:val="5C5C7F51"/>
     <w:multiLevelType w:val="hybridMultilevel"/>
     <w:tmpl w:val="14684156"/>
@@ -31945,7 +31811,7 @@
       </w:pPr>
     </w:lvl>
   </w:abstractNum>
-  <w:abstractNum w:abstractNumId="45" w15:restartNumberingAfterBreak="0">
+  <w:abstractNum w:abstractNumId="47" w15:restartNumberingAfterBreak="0">
     <w:nsid w:val="5CCE0C97"/>
     <w:multiLevelType w:val="multilevel"/>
     <w:tmpl w:val="2E6A0A36"/>
@@ -32035,7 +31901,7 @@
       </w:pPr>
     </w:lvl>
   </w:abstractNum>
-  <w:abstractNum w:abstractNumId="46" w15:restartNumberingAfterBreak="0">
+  <w:abstractNum w:abstractNumId="48" w15:restartNumberingAfterBreak="0">
     <w:nsid w:val="60E73717"/>
     <w:multiLevelType w:val="hybridMultilevel"/>
     <w:tmpl w:val="7E62E516"/>
@@ -32148,7 +32014,7 @@
       </w:rPr>
     </w:lvl>
   </w:abstractNum>
-  <w:abstractNum w:abstractNumId="47" w15:restartNumberingAfterBreak="0">
+  <w:abstractNum w:abstractNumId="49" w15:restartNumberingAfterBreak="0">
     <w:nsid w:val="60F01331"/>
     <w:multiLevelType w:val="multilevel"/>
     <w:tmpl w:val="FC585A30"/>
@@ -32234,7 +32100,7 @@
       </w:pPr>
     </w:lvl>
   </w:abstractNum>
-  <w:abstractNum w:abstractNumId="48" w15:restartNumberingAfterBreak="0">
+  <w:abstractNum w:abstractNumId="50" w15:restartNumberingAfterBreak="0">
     <w:nsid w:val="61925FE7"/>
     <w:multiLevelType w:val="hybridMultilevel"/>
     <w:tmpl w:val="E496FBD2"/>
@@ -32320,7 +32186,7 @@
       </w:pPr>
     </w:lvl>
   </w:abstractNum>
-  <w:abstractNum w:abstractNumId="49" w15:restartNumberingAfterBreak="0">
+  <w:abstractNum w:abstractNumId="51" w15:restartNumberingAfterBreak="0">
     <w:nsid w:val="63B72391"/>
     <w:multiLevelType w:val="multilevel"/>
     <w:tmpl w:val="5CD6E86C"/>
@@ -32406,7 +32272,7 @@
       </w:pPr>
     </w:lvl>
   </w:abstractNum>
-  <w:abstractNum w:abstractNumId="50" w15:restartNumberingAfterBreak="0">
+  <w:abstractNum w:abstractNumId="52" w15:restartNumberingAfterBreak="0">
     <w:nsid w:val="69A70580"/>
     <w:multiLevelType w:val="multilevel"/>
     <w:tmpl w:val="7A7C5EC2"/>
@@ -32492,7 +32358,7 @@
       </w:pPr>
     </w:lvl>
   </w:abstractNum>
-  <w:abstractNum w:abstractNumId="51" w15:restartNumberingAfterBreak="0">
+  <w:abstractNum w:abstractNumId="53" w15:restartNumberingAfterBreak="0">
     <w:nsid w:val="69E679C9"/>
     <w:multiLevelType w:val="multilevel"/>
     <w:tmpl w:val="B10E00AE"/>
@@ -32578,7 +32444,7 @@
       </w:pPr>
     </w:lvl>
   </w:abstractNum>
-  <w:abstractNum w:abstractNumId="52" w15:restartNumberingAfterBreak="0">
+  <w:abstractNum w:abstractNumId="54" w15:restartNumberingAfterBreak="0">
     <w:nsid w:val="70937784"/>
     <w:multiLevelType w:val="hybridMultilevel"/>
     <w:tmpl w:val="C53AB438"/>
@@ -32691,7 +32557,7 @@
       </w:rPr>
     </w:lvl>
   </w:abstractNum>
-  <w:abstractNum w:abstractNumId="53" w15:restartNumberingAfterBreak="0">
+  <w:abstractNum w:abstractNumId="55" w15:restartNumberingAfterBreak="0">
     <w:nsid w:val="71D82E1C"/>
     <w:multiLevelType w:val="multilevel"/>
     <w:tmpl w:val="46E881FC"/>
@@ -32777,7 +32643,7 @@
       </w:pPr>
     </w:lvl>
   </w:abstractNum>
-  <w:abstractNum w:abstractNumId="54" w15:restartNumberingAfterBreak="0">
+  <w:abstractNum w:abstractNumId="56" w15:restartNumberingAfterBreak="0">
     <w:nsid w:val="75A2165D"/>
     <w:multiLevelType w:val="multilevel"/>
     <w:tmpl w:val="28BE8A1E"/>
@@ -32863,10 +32729,10 @@
       </w:pPr>
     </w:lvl>
   </w:abstractNum>
-  <w:abstractNum w:abstractNumId="55" w15:restartNumberingAfterBreak="0">
+  <w:abstractNum w:abstractNumId="57" w15:restartNumberingAfterBreak="0">
     <w:nsid w:val="77595299"/>
     <w:multiLevelType w:val="hybridMultilevel"/>
-    <w:tmpl w:val="2F124EBA"/>
+    <w:tmpl w:val="483EC6BA"/>
     <w:lvl w:ilvl="0" w:tplc="04090001">
       <w:start w:val="1"/>
       <w:numFmt w:val="bullet"/>
@@ -32976,7 +32842,7 @@
       </w:rPr>
     </w:lvl>
   </w:abstractNum>
-  <w:abstractNum w:abstractNumId="56" w15:restartNumberingAfterBreak="0">
+  <w:abstractNum w:abstractNumId="58" w15:restartNumberingAfterBreak="0">
     <w:nsid w:val="7A4B4F4C"/>
     <w:multiLevelType w:val="multilevel"/>
     <w:tmpl w:val="46E881FC"/>
@@ -33062,7 +32928,7 @@
       </w:pPr>
     </w:lvl>
   </w:abstractNum>
-  <w:abstractNum w:abstractNumId="57" w15:restartNumberingAfterBreak="0">
+  <w:abstractNum w:abstractNumId="59" w15:restartNumberingAfterBreak="0">
     <w:nsid w:val="7D83500B"/>
     <w:multiLevelType w:val="hybridMultilevel"/>
     <w:tmpl w:val="0EA42BCA"/>
@@ -33149,7 +33015,7 @@
     </w:lvl>
   </w:abstractNum>
   <w:num w:numId="1">
-    <w:abstractNumId w:val="45"/>
+    <w:abstractNumId w:val="47"/>
   </w:num>
   <w:num w:numId="2">
     <w:abstractNumId w:val="13"/>
@@ -33158,10 +33024,10 @@
     <w:abstractNumId w:val="4"/>
   </w:num>
   <w:num w:numId="4">
-    <w:abstractNumId w:val="40"/>
+    <w:abstractNumId w:val="41"/>
   </w:num>
   <w:num w:numId="5">
-    <w:abstractNumId w:val="47"/>
+    <w:abstractNumId w:val="49"/>
   </w:num>
   <w:num w:numId="6">
     <w:abstractNumId w:val="18"/>
@@ -33182,13 +33048,13 @@
     <w:abstractNumId w:val="36"/>
   </w:num>
   <w:num w:numId="12">
-    <w:abstractNumId w:val="55"/>
+    <w:abstractNumId w:val="57"/>
   </w:num>
   <w:num w:numId="13">
     <w:abstractNumId w:val="33"/>
   </w:num>
   <w:num w:numId="14">
-    <w:abstractNumId w:val="52"/>
+    <w:abstractNumId w:val="54"/>
   </w:num>
   <w:num w:numId="15">
     <w:abstractNumId w:val="29"/>
@@ -33200,25 +33066,16 @@
     <w:abstractNumId w:val="6"/>
   </w:num>
   <w:num w:numId="18">
-    <w:abstractNumId w:val="49"/>
+    <w:abstractNumId w:val="51"/>
   </w:num>
   <w:num w:numId="19">
     <w:abstractNumId w:val="39"/>
   </w:num>
   <w:num w:numId="20">
-    <w:abstractNumId w:val="46"/>
-    <w:lvlOverride w:ilvl="0"/>
-    <w:lvlOverride w:ilvl="1"/>
-    <w:lvlOverride w:ilvl="2"/>
-    <w:lvlOverride w:ilvl="3"/>
-    <w:lvlOverride w:ilvl="4"/>
-    <w:lvlOverride w:ilvl="5"/>
-    <w:lvlOverride w:ilvl="6"/>
-    <w:lvlOverride w:ilvl="7"/>
-    <w:lvlOverride w:ilvl="8"/>
+    <w:abstractNumId w:val="48"/>
   </w:num>
   <w:num w:numId="21">
-    <w:abstractNumId w:val="49"/>
+    <w:abstractNumId w:val="51"/>
     <w:lvlOverride w:ilvl="0">
       <w:startOverride w:val="1"/>
     </w:lvlOverride>
@@ -33249,15 +33106,6 @@
   </w:num>
   <w:num w:numId="22">
     <w:abstractNumId w:val="22"/>
-    <w:lvlOverride w:ilvl="0"/>
-    <w:lvlOverride w:ilvl="1"/>
-    <w:lvlOverride w:ilvl="2"/>
-    <w:lvlOverride w:ilvl="3"/>
-    <w:lvlOverride w:ilvl="4"/>
-    <w:lvlOverride w:ilvl="5"/>
-    <w:lvlOverride w:ilvl="6"/>
-    <w:lvlOverride w:ilvl="7"/>
-    <w:lvlOverride w:ilvl="8"/>
   </w:num>
   <w:num w:numId="23">
     <w:abstractNumId w:val="6"/>
@@ -33287,13 +33135,13 @@
     <w:abstractNumId w:val="7"/>
   </w:num>
   <w:num w:numId="32">
-    <w:abstractNumId w:val="54"/>
+    <w:abstractNumId w:val="56"/>
   </w:num>
   <w:num w:numId="33">
     <w:abstractNumId w:val="32"/>
   </w:num>
   <w:num w:numId="34">
-    <w:abstractNumId w:val="42"/>
+    <w:abstractNumId w:val="44"/>
   </w:num>
   <w:num w:numId="35">
     <w:abstractNumId w:val="25"/>
@@ -33308,10 +33156,10 @@
     <w:abstractNumId w:val="17"/>
   </w:num>
   <w:num w:numId="39">
-    <w:abstractNumId w:val="53"/>
+    <w:abstractNumId w:val="55"/>
   </w:num>
   <w:num w:numId="40">
-    <w:abstractNumId w:val="56"/>
+    <w:abstractNumId w:val="58"/>
   </w:num>
   <w:num w:numId="41">
     <w:abstractNumId w:val="30"/>
@@ -33323,7 +33171,7 @@
     <w:abstractNumId w:val="8"/>
   </w:num>
   <w:num w:numId="44">
-    <w:abstractNumId w:val="50"/>
+    <w:abstractNumId w:val="52"/>
   </w:num>
   <w:num w:numId="45">
     <w:abstractNumId w:val="35"/>
@@ -33341,7 +33189,7 @@
     <w:abstractNumId w:val="14"/>
   </w:num>
   <w:num w:numId="50">
-    <w:abstractNumId w:val="43"/>
+    <w:abstractNumId w:val="45"/>
   </w:num>
   <w:num w:numId="51">
     <w:abstractNumId w:val="1"/>
@@ -33353,13 +33201,13 @@
     <w:abstractNumId w:val="0"/>
   </w:num>
   <w:num w:numId="54">
-    <w:abstractNumId w:val="41"/>
+    <w:abstractNumId w:val="42"/>
   </w:num>
   <w:num w:numId="55">
     <w:abstractNumId w:val="2"/>
   </w:num>
   <w:num w:numId="56">
-    <w:abstractNumId w:val="51"/>
+    <w:abstractNumId w:val="53"/>
   </w:num>
   <w:num w:numId="57">
     <w:abstractNumId w:val="23"/>
@@ -33368,16 +33216,22 @@
     <w:abstractNumId w:val="27"/>
   </w:num>
   <w:num w:numId="59">
-    <w:abstractNumId w:val="48"/>
+    <w:abstractNumId w:val="50"/>
   </w:num>
   <w:num w:numId="60">
     <w:abstractNumId w:val="10"/>
   </w:num>
   <w:num w:numId="61">
-    <w:abstractNumId w:val="57"/>
+    <w:abstractNumId w:val="59"/>
   </w:num>
   <w:num w:numId="62">
-    <w:abstractNumId w:val="44"/>
+    <w:abstractNumId w:val="46"/>
+  </w:num>
+  <w:num w:numId="63">
+    <w:abstractNumId w:val="40"/>
+  </w:num>
+  <w:num w:numId="64">
+    <w:abstractNumId w:val="43"/>
   </w:num>
   <w:numIdMacAtCleanup w:val="62"/>
 </w:numbering>
@@ -33781,7 +33635,7 @@
   <w:style w:type="paragraph" w:default="1" w:styleId="Normal">
     <w:name w:val="Normal"/>
     <w:qFormat/>
-    <w:rsid w:val="0018760B"/>
+    <w:rsid w:val="008065C7"/>
     <w:pPr>
       <w:spacing w:line="240" w:lineRule="auto"/>
       <w:jc w:val="both"/>
